--- a/GameDesignDocument/Rebellion menu desgin.docx
+++ b/GameDesignDocument/Rebellion menu desgin.docx
@@ -50,7 +50,17 @@
     <w:p/>
     <w:p/>
     <w:p>
+      <w:pPr>
+        <w:rPr>
+          <w:sz w:val="32"/>
+          <w:szCs w:val="32"/>
+        </w:rPr>
+      </w:pPr>
       <w:r>
+        <w:rPr>
+          <w:sz w:val="32"/>
+          <w:szCs w:val="32"/>
+        </w:rPr>
         <w:t xml:space="preserve">Menu </w:t>
       </w:r>
     </w:p>
@@ -84,6 +94,7 @@
       <w:r>
         <w:rPr>
           <w:rFonts w:ascii="Arial Black" w:hAnsi="Arial Black"/>
+          <w:noProof/>
           <w:sz w:val="32"/>
           <w:szCs w:val="32"/>
         </w:rPr>
@@ -103,7 +114,7 @@
                     <pic:cNvPicPr/>
                   </pic:nvPicPr>
                   <pic:blipFill>
-                    <a:blip r:embed="rId5"/>
+                    <a:blip r:embed="rId6"/>
                     <a:stretch>
                       <a:fillRect/>
                     </a:stretch>
@@ -261,16 +272,14 @@
         </w:rPr>
         <w:t xml:space="preserve">Right: city street at dusk. A mustard-and-orange sky with a low sun, layered building silhouettes, and a dark street with yellow lane dashes and a </w:t>
       </w:r>
-      <w:proofErr w:type="gramStart"/>
       <w:r>
         <w:rPr>
           <w:rFonts w:ascii="Arial Black" w:hAnsi="Arial Black"/>
           <w:b/>
           <w:bCs/>
         </w:rPr>
-        <w:t>street lamp</w:t>
+        <w:t>streetlamp</w:t>
       </w:r>
-      <w:proofErr w:type="gramEnd"/>
       <w:r>
         <w:rPr>
           <w:rFonts w:ascii="Arial Black" w:hAnsi="Arial Black"/>
@@ -356,7 +365,7 @@
     </w:p>
     <w:tbl>
       <w:tblPr>
-        <w:tblStyle w:val="TableGrid"/>
+        <w:tblStyle w:val="ListTable3"/>
         <w:tblW w:w="0" w:type="auto"/>
         <w:tblLook w:val="04A0" w:firstRow="1" w:lastRow="0" w:firstColumn="1" w:lastColumn="0" w:noHBand="0" w:noVBand="1"/>
       </w:tblPr>
@@ -365,23 +374,25 @@
         <w:gridCol w:w="4508"/>
       </w:tblGrid>
       <w:tr>
-        <w:tc>
-          <w:tcPr>
+        <w:trPr>
+          <w:cnfStyle w:val="100000000000" w:firstRow="1" w:lastRow="0" w:firstColumn="0" w:lastColumn="0" w:oddVBand="0" w:evenVBand="0" w:oddHBand="0" w:evenHBand="0" w:firstRowFirstColumn="0" w:firstRowLastColumn="0" w:lastRowFirstColumn="0" w:lastRowLastColumn="0"/>
+        </w:trPr>
+        <w:tc>
+          <w:tcPr>
+            <w:cnfStyle w:val="001000000100" w:firstRow="0" w:lastRow="0" w:firstColumn="1" w:lastColumn="0" w:oddVBand="0" w:evenVBand="0" w:oddHBand="0" w:evenHBand="0" w:firstRowFirstColumn="1" w:firstRowLastColumn="0" w:lastRowFirstColumn="0" w:lastRowLastColumn="0"/>
             <w:tcW w:w="4508" w:type="dxa"/>
           </w:tcPr>
           <w:p>
             <w:pPr>
               <w:rPr>
                 <w:rFonts w:ascii="Arial Black" w:hAnsi="Arial Black"/>
-                <w:b/>
-                <w:bCs/>
-              </w:rPr>
-            </w:pPr>
-            <w:r>
-              <w:rPr>
-                <w:rFonts w:ascii="Arial Black" w:hAnsi="Arial Black"/>
-                <w:b/>
-                <w:bCs/>
+                <w:b w:val="0"/>
+                <w:bCs w:val="0"/>
+              </w:rPr>
+            </w:pPr>
+            <w:r>
+              <w:rPr>
+                <w:rFonts w:ascii="Arial Black" w:hAnsi="Arial Black"/>
               </w:rPr>
               <w:t xml:space="preserve">Element </w:t>
             </w:r>
@@ -393,17 +404,16 @@
           </w:tcPr>
           <w:p>
             <w:pPr>
-              <w:rPr>
-                <w:rFonts w:ascii="Arial Black" w:hAnsi="Arial Black"/>
-                <w:b/>
-                <w:bCs/>
-              </w:rPr>
-            </w:pPr>
-            <w:r>
-              <w:rPr>
-                <w:rFonts w:ascii="Arial Black" w:hAnsi="Arial Black"/>
-                <w:b/>
-                <w:bCs/>
+              <w:cnfStyle w:val="100000000000" w:firstRow="1" w:lastRow="0" w:firstColumn="0" w:lastColumn="0" w:oddVBand="0" w:evenVBand="0" w:oddHBand="0" w:evenHBand="0" w:firstRowFirstColumn="0" w:firstRowLastColumn="0" w:lastRowFirstColumn="0" w:lastRowLastColumn="0"/>
+              <w:rPr>
+                <w:rFonts w:ascii="Arial Black" w:hAnsi="Arial Black"/>
+                <w:b w:val="0"/>
+                <w:bCs w:val="0"/>
+              </w:rPr>
+            </w:pPr>
+            <w:r>
+              <w:rPr>
+                <w:rFonts w:ascii="Arial Black" w:hAnsi="Arial Black"/>
               </w:rPr>
               <w:t xml:space="preserve"> Description</w:t>
             </w:r>
@@ -411,23 +421,25 @@
         </w:tc>
       </w:tr>
       <w:tr>
-        <w:tc>
-          <w:tcPr>
+        <w:trPr>
+          <w:cnfStyle w:val="000000100000" w:firstRow="0" w:lastRow="0" w:firstColumn="0" w:lastColumn="0" w:oddVBand="0" w:evenVBand="0" w:oddHBand="1" w:evenHBand="0" w:firstRowFirstColumn="0" w:firstRowLastColumn="0" w:lastRowFirstColumn="0" w:lastRowLastColumn="0"/>
+        </w:trPr>
+        <w:tc>
+          <w:tcPr>
+            <w:cnfStyle w:val="001000000000" w:firstRow="0" w:lastRow="0" w:firstColumn="1" w:lastColumn="0" w:oddVBand="0" w:evenVBand="0" w:oddHBand="0" w:evenHBand="0" w:firstRowFirstColumn="0" w:firstRowLastColumn="0" w:lastRowFirstColumn="0" w:lastRowLastColumn="0"/>
             <w:tcW w:w="4508" w:type="dxa"/>
           </w:tcPr>
           <w:p>
             <w:pPr>
               <w:rPr>
                 <w:rFonts w:ascii="Arial Black" w:hAnsi="Arial Black"/>
-                <w:b/>
-                <w:bCs/>
-              </w:rPr>
-            </w:pPr>
-            <w:r>
-              <w:rPr>
-                <w:rFonts w:ascii="Arial Black" w:hAnsi="Arial Black"/>
-                <w:b/>
-                <w:bCs/>
+                <w:b w:val="0"/>
+                <w:bCs w:val="0"/>
+              </w:rPr>
+            </w:pPr>
+            <w:r>
+              <w:rPr>
+                <w:rFonts w:ascii="Arial Black" w:hAnsi="Arial Black"/>
               </w:rPr>
               <w:t>Title</w:t>
             </w:r>
@@ -439,6 +451,7 @@
           </w:tcPr>
           <w:p>
             <w:pPr>
+              <w:cnfStyle w:val="000000100000" w:firstRow="0" w:lastRow="0" w:firstColumn="0" w:lastColumn="0" w:oddVBand="0" w:evenVBand="0" w:oddHBand="1" w:evenHBand="0" w:firstRowFirstColumn="0" w:firstRowLastColumn="0" w:lastRowFirstColumn="0" w:lastRowLastColumn="0"/>
               <w:rPr>
                 <w:rFonts w:ascii="Arial Black" w:hAnsi="Arial Black"/>
                 <w:b/>
@@ -468,21 +481,20 @@
       <w:tr>
         <w:tc>
           <w:tcPr>
+            <w:cnfStyle w:val="001000000000" w:firstRow="0" w:lastRow="0" w:firstColumn="1" w:lastColumn="0" w:oddVBand="0" w:evenVBand="0" w:oddHBand="0" w:evenHBand="0" w:firstRowFirstColumn="0" w:firstRowLastColumn="0" w:lastRowFirstColumn="0" w:lastRowLastColumn="0"/>
             <w:tcW w:w="4508" w:type="dxa"/>
           </w:tcPr>
           <w:p>
             <w:pPr>
               <w:rPr>
                 <w:rFonts w:ascii="Arial Black" w:hAnsi="Arial Black"/>
-                <w:b/>
-                <w:bCs/>
-              </w:rPr>
-            </w:pPr>
-            <w:r>
-              <w:rPr>
-                <w:rFonts w:ascii="Arial Black" w:hAnsi="Arial Black"/>
-                <w:b/>
-                <w:bCs/>
+                <w:b w:val="0"/>
+                <w:bCs w:val="0"/>
+              </w:rPr>
+            </w:pPr>
+            <w:r>
+              <w:rPr>
+                <w:rFonts w:ascii="Arial Black" w:hAnsi="Arial Black"/>
               </w:rPr>
               <w:lastRenderedPageBreak/>
               <w:t>Fight (selected)</w:t>
@@ -495,6 +507,7 @@
           </w:tcPr>
           <w:p>
             <w:pPr>
+              <w:cnfStyle w:val="000000000000" w:firstRow="0" w:lastRow="0" w:firstColumn="0" w:lastColumn="0" w:oddVBand="0" w:evenVBand="0" w:oddHBand="0" w:evenHBand="0" w:firstRowFirstColumn="0" w:firstRowLastColumn="0" w:lastRowFirstColumn="0" w:lastRowLastColumn="0"/>
               <w:rPr>
                 <w:rFonts w:ascii="Arial Black" w:hAnsi="Arial Black"/>
                 <w:b/>
@@ -513,23 +526,25 @@
         </w:tc>
       </w:tr>
       <w:tr>
-        <w:tc>
-          <w:tcPr>
+        <w:trPr>
+          <w:cnfStyle w:val="000000100000" w:firstRow="0" w:lastRow="0" w:firstColumn="0" w:lastColumn="0" w:oddVBand="0" w:evenVBand="0" w:oddHBand="1" w:evenHBand="0" w:firstRowFirstColumn="0" w:firstRowLastColumn="0" w:lastRowFirstColumn="0" w:lastRowLastColumn="0"/>
+        </w:trPr>
+        <w:tc>
+          <w:tcPr>
+            <w:cnfStyle w:val="001000000000" w:firstRow="0" w:lastRow="0" w:firstColumn="1" w:lastColumn="0" w:oddVBand="0" w:evenVBand="0" w:oddHBand="0" w:evenHBand="0" w:firstRowFirstColumn="0" w:firstRowLastColumn="0" w:lastRowFirstColumn="0" w:lastRowLastColumn="0"/>
             <w:tcW w:w="4508" w:type="dxa"/>
           </w:tcPr>
           <w:p>
             <w:pPr>
               <w:rPr>
                 <w:rFonts w:ascii="Arial Black" w:hAnsi="Arial Black"/>
-                <w:b/>
-                <w:bCs/>
-              </w:rPr>
-            </w:pPr>
-            <w:r>
-              <w:rPr>
-                <w:rFonts w:ascii="Arial Black" w:hAnsi="Arial Black"/>
-                <w:b/>
-                <w:bCs/>
+                <w:b w:val="0"/>
+                <w:bCs w:val="0"/>
+              </w:rPr>
+            </w:pPr>
+            <w:r>
+              <w:rPr>
+                <w:rFonts w:ascii="Arial Black" w:hAnsi="Arial Black"/>
               </w:rPr>
               <w:t>Controls</w:t>
             </w:r>
@@ -541,6 +556,7 @@
           </w:tcPr>
           <w:p>
             <w:pPr>
+              <w:cnfStyle w:val="000000100000" w:firstRow="0" w:lastRow="0" w:firstColumn="0" w:lastColumn="0" w:oddVBand="0" w:evenVBand="0" w:oddHBand="1" w:evenHBand="0" w:firstRowFirstColumn="0" w:firstRowLastColumn="0" w:lastRowFirstColumn="0" w:lastRowLastColumn="0"/>
               <w:rPr>
                 <w:rFonts w:ascii="Arial Black" w:hAnsi="Arial Black"/>
                 <w:b/>
@@ -561,21 +577,20 @@
       <w:tr>
         <w:tc>
           <w:tcPr>
+            <w:cnfStyle w:val="001000000000" w:firstRow="0" w:lastRow="0" w:firstColumn="1" w:lastColumn="0" w:oddVBand="0" w:evenVBand="0" w:oddHBand="0" w:evenHBand="0" w:firstRowFirstColumn="0" w:firstRowLastColumn="0" w:lastRowFirstColumn="0" w:lastRowLastColumn="0"/>
             <w:tcW w:w="4508" w:type="dxa"/>
           </w:tcPr>
           <w:p>
             <w:pPr>
               <w:rPr>
                 <w:rFonts w:ascii="Arial Black" w:hAnsi="Arial Black"/>
-                <w:b/>
-                <w:bCs/>
-              </w:rPr>
-            </w:pPr>
-            <w:r>
-              <w:rPr>
-                <w:rFonts w:ascii="Arial Black" w:hAnsi="Arial Black"/>
-                <w:b/>
-                <w:bCs/>
+                <w:b w:val="0"/>
+                <w:bCs w:val="0"/>
+              </w:rPr>
+            </w:pPr>
+            <w:r>
+              <w:rPr>
+                <w:rFonts w:ascii="Arial Black" w:hAnsi="Arial Black"/>
               </w:rPr>
               <w:t>Options</w:t>
             </w:r>
@@ -587,6 +602,7 @@
           </w:tcPr>
           <w:p>
             <w:pPr>
+              <w:cnfStyle w:val="000000000000" w:firstRow="0" w:lastRow="0" w:firstColumn="0" w:lastColumn="0" w:oddVBand="0" w:evenVBand="0" w:oddHBand="0" w:evenHBand="0" w:firstRowFirstColumn="0" w:firstRowLastColumn="0" w:lastRowFirstColumn="0" w:lastRowLastColumn="0"/>
               <w:rPr>
                 <w:rFonts w:ascii="Arial Black" w:hAnsi="Arial Black"/>
                 <w:b/>
@@ -605,23 +621,25 @@
         </w:tc>
       </w:tr>
       <w:tr>
-        <w:tc>
-          <w:tcPr>
+        <w:trPr>
+          <w:cnfStyle w:val="000000100000" w:firstRow="0" w:lastRow="0" w:firstColumn="0" w:lastColumn="0" w:oddVBand="0" w:evenVBand="0" w:oddHBand="1" w:evenHBand="0" w:firstRowFirstColumn="0" w:firstRowLastColumn="0" w:lastRowFirstColumn="0" w:lastRowLastColumn="0"/>
+        </w:trPr>
+        <w:tc>
+          <w:tcPr>
+            <w:cnfStyle w:val="001000000000" w:firstRow="0" w:lastRow="0" w:firstColumn="1" w:lastColumn="0" w:oddVBand="0" w:evenVBand="0" w:oddHBand="0" w:evenHBand="0" w:firstRowFirstColumn="0" w:firstRowLastColumn="0" w:lastRowFirstColumn="0" w:lastRowLastColumn="0"/>
             <w:tcW w:w="4508" w:type="dxa"/>
           </w:tcPr>
           <w:p>
             <w:pPr>
               <w:rPr>
                 <w:rFonts w:ascii="Arial Black" w:hAnsi="Arial Black"/>
-                <w:b/>
-                <w:bCs/>
-              </w:rPr>
-            </w:pPr>
-            <w:r>
-              <w:rPr>
-                <w:rFonts w:ascii="Arial Black" w:hAnsi="Arial Black"/>
-                <w:b/>
-                <w:bCs/>
+                <w:b w:val="0"/>
+                <w:bCs w:val="0"/>
+              </w:rPr>
+            </w:pPr>
+            <w:r>
+              <w:rPr>
+                <w:rFonts w:ascii="Arial Black" w:hAnsi="Arial Black"/>
               </w:rPr>
               <w:t>Quit</w:t>
             </w:r>
@@ -633,6 +651,7 @@
           </w:tcPr>
           <w:p>
             <w:pPr>
+              <w:cnfStyle w:val="000000100000" w:firstRow="0" w:lastRow="0" w:firstColumn="0" w:lastColumn="0" w:oddVBand="0" w:evenVBand="0" w:oddHBand="1" w:evenHBand="0" w:firstRowFirstColumn="0" w:firstRowLastColumn="0" w:lastRowFirstColumn="0" w:lastRowLastColumn="0"/>
               <w:rPr>
                 <w:rFonts w:ascii="Arial Black" w:hAnsi="Arial Black"/>
                 <w:b/>
@@ -653,21 +672,20 @@
       <w:tr>
         <w:tc>
           <w:tcPr>
+            <w:cnfStyle w:val="001000000000" w:firstRow="0" w:lastRow="0" w:firstColumn="1" w:lastColumn="0" w:oddVBand="0" w:evenVBand="0" w:oddHBand="0" w:evenHBand="0" w:firstRowFirstColumn="0" w:firstRowLastColumn="0" w:lastRowFirstColumn="0" w:lastRowLastColumn="0"/>
             <w:tcW w:w="4508" w:type="dxa"/>
           </w:tcPr>
           <w:p>
             <w:pPr>
               <w:rPr>
                 <w:rFonts w:ascii="Arial Black" w:hAnsi="Arial Black"/>
-                <w:b/>
-                <w:bCs/>
-              </w:rPr>
-            </w:pPr>
-            <w:r>
-              <w:rPr>
-                <w:rFonts w:ascii="Arial Black" w:hAnsi="Arial Black"/>
-                <w:b/>
-                <w:bCs/>
+                <w:b w:val="0"/>
+                <w:bCs w:val="0"/>
+              </w:rPr>
+            </w:pPr>
+            <w:r>
+              <w:rPr>
+                <w:rFonts w:ascii="Arial Black" w:hAnsi="Arial Black"/>
               </w:rPr>
               <w:t>Footer hint</w:t>
             </w:r>
@@ -679,6 +697,7 @@
           </w:tcPr>
           <w:p>
             <w:pPr>
+              <w:cnfStyle w:val="000000000000" w:firstRow="0" w:lastRow="0" w:firstColumn="0" w:lastColumn="0" w:oddVBand="0" w:evenVBand="0" w:oddHBand="0" w:evenHBand="0" w:firstRowFirstColumn="0" w:firstRowLastColumn="0" w:lastRowFirstColumn="0" w:lastRowLastColumn="0"/>
               <w:rPr>
                 <w:rFonts w:ascii="Arial Black" w:hAnsi="Arial Black"/>
                 <w:b/>
@@ -746,6 +765,1241 @@
           <w:b/>
           <w:bCs/>
         </w:rPr>
+        <w:t>Menu elements</w:t>
+      </w:r>
+    </w:p>
+    <w:tbl>
+      <w:tblPr>
+        <w:tblStyle w:val="GridTable4"/>
+        <w:tblW w:w="0" w:type="auto"/>
+        <w:tblLook w:val="04A0" w:firstRow="1" w:lastRow="0" w:firstColumn="1" w:lastColumn="0" w:noHBand="0" w:noVBand="1"/>
+      </w:tblPr>
+      <w:tblGrid>
+        <w:gridCol w:w="3005"/>
+        <w:gridCol w:w="3005"/>
+        <w:gridCol w:w="3006"/>
+      </w:tblGrid>
+      <w:tr>
+        <w:trPr>
+          <w:cnfStyle w:val="100000000000" w:firstRow="1" w:lastRow="0" w:firstColumn="0" w:lastColumn="0" w:oddVBand="0" w:evenVBand="0" w:oddHBand="0" w:evenHBand="0" w:firstRowFirstColumn="0" w:firstRowLastColumn="0" w:lastRowFirstColumn="0" w:lastRowLastColumn="0"/>
+        </w:trPr>
+        <w:tc>
+          <w:tcPr>
+            <w:cnfStyle w:val="001000000000" w:firstRow="0" w:lastRow="0" w:firstColumn="1" w:lastColumn="0" w:oddVBand="0" w:evenVBand="0" w:oddHBand="0" w:evenHBand="0" w:firstRowFirstColumn="0" w:firstRowLastColumn="0" w:lastRowFirstColumn="0" w:lastRowLastColumn="0"/>
+            <w:tcW w:w="3005" w:type="dxa"/>
+          </w:tcPr>
+          <w:p>
+            <w:pPr>
+              <w:rPr>
+                <w:rFonts w:ascii="Arial Black" w:hAnsi="Arial Black"/>
+                <w:b w:val="0"/>
+                <w:bCs w:val="0"/>
+              </w:rPr>
+            </w:pPr>
+            <w:r>
+              <w:rPr>
+                <w:rFonts w:ascii="Arial Black" w:hAnsi="Arial Black"/>
+              </w:rPr>
+              <w:t>Action</w:t>
+            </w:r>
+          </w:p>
+        </w:tc>
+        <w:tc>
+          <w:tcPr>
+            <w:tcW w:w="3005" w:type="dxa"/>
+          </w:tcPr>
+          <w:p>
+            <w:pPr>
+              <w:cnfStyle w:val="100000000000" w:firstRow="1" w:lastRow="0" w:firstColumn="0" w:lastColumn="0" w:oddVBand="0" w:evenVBand="0" w:oddHBand="0" w:evenHBand="0" w:firstRowFirstColumn="0" w:firstRowLastColumn="0" w:lastRowFirstColumn="0" w:lastRowLastColumn="0"/>
+              <w:rPr>
+                <w:rFonts w:ascii="Arial Black" w:hAnsi="Arial Black"/>
+                <w:b w:val="0"/>
+                <w:bCs w:val="0"/>
+              </w:rPr>
+            </w:pPr>
+            <w:r>
+              <w:rPr>
+                <w:rFonts w:ascii="Arial Black" w:hAnsi="Arial Black"/>
+              </w:rPr>
+              <w:t>Primary</w:t>
+            </w:r>
+          </w:p>
+        </w:tc>
+        <w:tc>
+          <w:tcPr>
+            <w:tcW w:w="3006" w:type="dxa"/>
+          </w:tcPr>
+          <w:p>
+            <w:pPr>
+              <w:cnfStyle w:val="100000000000" w:firstRow="1" w:lastRow="0" w:firstColumn="0" w:lastColumn="0" w:oddVBand="0" w:evenVBand="0" w:oddHBand="0" w:evenHBand="0" w:firstRowFirstColumn="0" w:firstRowLastColumn="0" w:lastRowFirstColumn="0" w:lastRowLastColumn="0"/>
+              <w:rPr>
+                <w:rFonts w:ascii="Arial Black" w:hAnsi="Arial Black"/>
+                <w:b w:val="0"/>
+                <w:bCs w:val="0"/>
+              </w:rPr>
+            </w:pPr>
+            <w:r>
+              <w:rPr>
+                <w:rFonts w:ascii="Arial Black" w:hAnsi="Arial Black"/>
+              </w:rPr>
+              <w:t>Alternate</w:t>
+            </w:r>
+          </w:p>
+        </w:tc>
+      </w:tr>
+      <w:tr>
+        <w:trPr>
+          <w:cnfStyle w:val="000000100000" w:firstRow="0" w:lastRow="0" w:firstColumn="0" w:lastColumn="0" w:oddVBand="0" w:evenVBand="0" w:oddHBand="1" w:evenHBand="0" w:firstRowFirstColumn="0" w:firstRowLastColumn="0" w:lastRowFirstColumn="0" w:lastRowLastColumn="0"/>
+        </w:trPr>
+        <w:tc>
+          <w:tcPr>
+            <w:cnfStyle w:val="001000000000" w:firstRow="0" w:lastRow="0" w:firstColumn="1" w:lastColumn="0" w:oddVBand="0" w:evenVBand="0" w:oddHBand="0" w:evenHBand="0" w:firstRowFirstColumn="0" w:firstRowLastColumn="0" w:lastRowFirstColumn="0" w:lastRowLastColumn="0"/>
+            <w:tcW w:w="3005" w:type="dxa"/>
+          </w:tcPr>
+          <w:p>
+            <w:pPr>
+              <w:rPr>
+                <w:rFonts w:ascii="Arial Black" w:hAnsi="Arial Black"/>
+                <w:b w:val="0"/>
+                <w:bCs w:val="0"/>
+              </w:rPr>
+            </w:pPr>
+            <w:r>
+              <w:rPr>
+                <w:rFonts w:ascii="Arial Black" w:hAnsi="Arial Black"/>
+              </w:rPr>
+              <w:t>Move Left/right</w:t>
+            </w:r>
+          </w:p>
+        </w:tc>
+        <w:tc>
+          <w:tcPr>
+            <w:tcW w:w="3005" w:type="dxa"/>
+          </w:tcPr>
+          <w:p>
+            <w:pPr>
+              <w:cnfStyle w:val="000000100000" w:firstRow="0" w:lastRow="0" w:firstColumn="0" w:lastColumn="0" w:oddVBand="0" w:evenVBand="0" w:oddHBand="1" w:evenHBand="0" w:firstRowFirstColumn="0" w:firstRowLastColumn="0" w:lastRowFirstColumn="0" w:lastRowLastColumn="0"/>
+              <w:rPr>
+                <w:rFonts w:ascii="Arial Black" w:hAnsi="Arial Black"/>
+                <w:b/>
+                <w:bCs/>
+              </w:rPr>
+            </w:pPr>
+            <w:r>
+              <w:rPr>
+                <w:rFonts w:ascii="Arial Black" w:hAnsi="Arial Black"/>
+                <w:b/>
+                <w:bCs/>
+              </w:rPr>
+              <w:t>A/D</w:t>
+            </w:r>
+          </w:p>
+        </w:tc>
+        <w:tc>
+          <w:tcPr>
+            <w:tcW w:w="3006" w:type="dxa"/>
+          </w:tcPr>
+          <w:p>
+            <w:pPr>
+              <w:cnfStyle w:val="000000100000" w:firstRow="0" w:lastRow="0" w:firstColumn="0" w:lastColumn="0" w:oddVBand="0" w:evenVBand="0" w:oddHBand="1" w:evenHBand="0" w:firstRowFirstColumn="0" w:firstRowLastColumn="0" w:lastRowFirstColumn="0" w:lastRowLastColumn="0"/>
+              <w:rPr>
+                <w:rFonts w:ascii="Arial Black" w:hAnsi="Arial Black"/>
+                <w:b/>
+                <w:bCs/>
+              </w:rPr>
+            </w:pPr>
+            <w:r>
+              <w:rPr>
+                <w:rFonts w:ascii="Arial Black" w:hAnsi="Arial Black"/>
+                <w:b/>
+                <w:bCs/>
+              </w:rPr>
+              <w:t>Left or Right arrows keys</w:t>
+            </w:r>
+          </w:p>
+        </w:tc>
+      </w:tr>
+      <w:tr>
+        <w:tc>
+          <w:tcPr>
+            <w:cnfStyle w:val="001000000000" w:firstRow="0" w:lastRow="0" w:firstColumn="1" w:lastColumn="0" w:oddVBand="0" w:evenVBand="0" w:oddHBand="0" w:evenHBand="0" w:firstRowFirstColumn="0" w:firstRowLastColumn="0" w:lastRowFirstColumn="0" w:lastRowLastColumn="0"/>
+            <w:tcW w:w="3005" w:type="dxa"/>
+          </w:tcPr>
+          <w:p>
+            <w:pPr>
+              <w:rPr>
+                <w:rFonts w:ascii="Arial Black" w:hAnsi="Arial Black"/>
+                <w:b w:val="0"/>
+                <w:bCs w:val="0"/>
+              </w:rPr>
+            </w:pPr>
+            <w:r>
+              <w:rPr>
+                <w:rFonts w:ascii="Arial Black" w:hAnsi="Arial Black"/>
+              </w:rPr>
+              <w:t>Jump</w:t>
+            </w:r>
+          </w:p>
+        </w:tc>
+        <w:tc>
+          <w:tcPr>
+            <w:tcW w:w="3005" w:type="dxa"/>
+          </w:tcPr>
+          <w:p>
+            <w:pPr>
+              <w:cnfStyle w:val="000000000000" w:firstRow="0" w:lastRow="0" w:firstColumn="0" w:lastColumn="0" w:oddVBand="0" w:evenVBand="0" w:oddHBand="0" w:evenHBand="0" w:firstRowFirstColumn="0" w:firstRowLastColumn="0" w:lastRowFirstColumn="0" w:lastRowLastColumn="0"/>
+              <w:rPr>
+                <w:rFonts w:ascii="Arial Black" w:hAnsi="Arial Black"/>
+                <w:b/>
+                <w:bCs/>
+              </w:rPr>
+            </w:pPr>
+            <w:r>
+              <w:rPr>
+                <w:rFonts w:ascii="Arial Black" w:hAnsi="Arial Black"/>
+                <w:b/>
+                <w:bCs/>
+              </w:rPr>
+              <w:t>W or Space</w:t>
+            </w:r>
+          </w:p>
+        </w:tc>
+        <w:tc>
+          <w:tcPr>
+            <w:tcW w:w="3006" w:type="dxa"/>
+          </w:tcPr>
+          <w:p>
+            <w:pPr>
+              <w:cnfStyle w:val="000000000000" w:firstRow="0" w:lastRow="0" w:firstColumn="0" w:lastColumn="0" w:oddVBand="0" w:evenVBand="0" w:oddHBand="0" w:evenHBand="0" w:firstRowFirstColumn="0" w:firstRowLastColumn="0" w:lastRowFirstColumn="0" w:lastRowLastColumn="0"/>
+              <w:rPr>
+                <w:rFonts w:ascii="Arial Black" w:hAnsi="Arial Black"/>
+                <w:b/>
+                <w:bCs/>
+              </w:rPr>
+            </w:pPr>
+            <w:r>
+              <w:rPr>
+                <w:rFonts w:ascii="Arial Black" w:hAnsi="Arial Black"/>
+                <w:b/>
+                <w:bCs/>
+              </w:rPr>
+              <w:t xml:space="preserve">Up arrow key board </w:t>
+            </w:r>
+          </w:p>
+        </w:tc>
+      </w:tr>
+      <w:tr>
+        <w:trPr>
+          <w:cnfStyle w:val="000000100000" w:firstRow="0" w:lastRow="0" w:firstColumn="0" w:lastColumn="0" w:oddVBand="0" w:evenVBand="0" w:oddHBand="1" w:evenHBand="0" w:firstRowFirstColumn="0" w:firstRowLastColumn="0" w:lastRowFirstColumn="0" w:lastRowLastColumn="0"/>
+        </w:trPr>
+        <w:tc>
+          <w:tcPr>
+            <w:cnfStyle w:val="001000000000" w:firstRow="0" w:lastRow="0" w:firstColumn="1" w:lastColumn="0" w:oddVBand="0" w:evenVBand="0" w:oddHBand="0" w:evenHBand="0" w:firstRowFirstColumn="0" w:firstRowLastColumn="0" w:lastRowFirstColumn="0" w:lastRowLastColumn="0"/>
+            <w:tcW w:w="3005" w:type="dxa"/>
+          </w:tcPr>
+          <w:p>
+            <w:pPr>
+              <w:rPr>
+                <w:rFonts w:ascii="Arial Black" w:hAnsi="Arial Black"/>
+                <w:b w:val="0"/>
+                <w:bCs w:val="0"/>
+              </w:rPr>
+            </w:pPr>
+            <w:r>
+              <w:rPr>
+                <w:rFonts w:ascii="Arial Black" w:hAnsi="Arial Black"/>
+              </w:rPr>
+              <w:t>Cro</w:t>
+            </w:r>
+            <w:r>
+              <w:rPr>
+                <w:rFonts w:ascii="Arial Black" w:hAnsi="Arial Black"/>
+              </w:rPr>
+              <w:t>uch</w:t>
+            </w:r>
+          </w:p>
+        </w:tc>
+        <w:tc>
+          <w:tcPr>
+            <w:tcW w:w="3005" w:type="dxa"/>
+          </w:tcPr>
+          <w:p>
+            <w:pPr>
+              <w:cnfStyle w:val="000000100000" w:firstRow="0" w:lastRow="0" w:firstColumn="0" w:lastColumn="0" w:oddVBand="0" w:evenVBand="0" w:oddHBand="1" w:evenHBand="0" w:firstRowFirstColumn="0" w:firstRowLastColumn="0" w:lastRowFirstColumn="0" w:lastRowLastColumn="0"/>
+              <w:rPr>
+                <w:rFonts w:ascii="Arial Black" w:hAnsi="Arial Black"/>
+                <w:b/>
+                <w:bCs/>
+              </w:rPr>
+            </w:pPr>
+            <w:r>
+              <w:rPr>
+                <w:rFonts w:ascii="Arial Black" w:hAnsi="Arial Black"/>
+                <w:b/>
+                <w:bCs/>
+              </w:rPr>
+              <w:t>S</w:t>
+            </w:r>
+          </w:p>
+        </w:tc>
+        <w:tc>
+          <w:tcPr>
+            <w:tcW w:w="3006" w:type="dxa"/>
+          </w:tcPr>
+          <w:p>
+            <w:pPr>
+              <w:cnfStyle w:val="000000100000" w:firstRow="0" w:lastRow="0" w:firstColumn="0" w:lastColumn="0" w:oddVBand="0" w:evenVBand="0" w:oddHBand="1" w:evenHBand="0" w:firstRowFirstColumn="0" w:firstRowLastColumn="0" w:lastRowFirstColumn="0" w:lastRowLastColumn="0"/>
+              <w:rPr>
+                <w:rFonts w:ascii="Arial Black" w:hAnsi="Arial Black"/>
+                <w:b/>
+                <w:bCs/>
+              </w:rPr>
+            </w:pPr>
+            <w:r>
+              <w:rPr>
+                <w:rFonts w:ascii="Arial Black" w:hAnsi="Arial Black"/>
+                <w:b/>
+                <w:bCs/>
+              </w:rPr>
+              <w:t>Down arrow key board</w:t>
+            </w:r>
+          </w:p>
+        </w:tc>
+      </w:tr>
+      <w:tr>
+        <w:tc>
+          <w:tcPr>
+            <w:cnfStyle w:val="001000000000" w:firstRow="0" w:lastRow="0" w:firstColumn="1" w:lastColumn="0" w:oddVBand="0" w:evenVBand="0" w:oddHBand="0" w:evenHBand="0" w:firstRowFirstColumn="0" w:firstRowLastColumn="0" w:lastRowFirstColumn="0" w:lastRowLastColumn="0"/>
+            <w:tcW w:w="3005" w:type="dxa"/>
+          </w:tcPr>
+          <w:p>
+            <w:pPr>
+              <w:rPr>
+                <w:rFonts w:ascii="Arial Black" w:hAnsi="Arial Black"/>
+                <w:b w:val="0"/>
+                <w:bCs w:val="0"/>
+              </w:rPr>
+            </w:pPr>
+            <w:r>
+              <w:rPr>
+                <w:rFonts w:ascii="Arial Black" w:hAnsi="Arial Black"/>
+              </w:rPr>
+              <w:t>Light attack</w:t>
+            </w:r>
+          </w:p>
+        </w:tc>
+        <w:tc>
+          <w:tcPr>
+            <w:tcW w:w="3005" w:type="dxa"/>
+          </w:tcPr>
+          <w:p>
+            <w:pPr>
+              <w:cnfStyle w:val="000000000000" w:firstRow="0" w:lastRow="0" w:firstColumn="0" w:lastColumn="0" w:oddVBand="0" w:evenVBand="0" w:oddHBand="0" w:evenHBand="0" w:firstRowFirstColumn="0" w:firstRowLastColumn="0" w:lastRowFirstColumn="0" w:lastRowLastColumn="0"/>
+              <w:rPr>
+                <w:rFonts w:ascii="Arial Black" w:hAnsi="Arial Black"/>
+                <w:b/>
+                <w:bCs/>
+              </w:rPr>
+            </w:pPr>
+            <w:r>
+              <w:rPr>
+                <w:rFonts w:ascii="Arial Black" w:hAnsi="Arial Black"/>
+                <w:b/>
+                <w:bCs/>
+              </w:rPr>
+              <w:t>J</w:t>
+            </w:r>
+          </w:p>
+        </w:tc>
+        <w:tc>
+          <w:tcPr>
+            <w:tcW w:w="3006" w:type="dxa"/>
+          </w:tcPr>
+          <w:p>
+            <w:pPr>
+              <w:cnfStyle w:val="000000000000" w:firstRow="0" w:lastRow="0" w:firstColumn="0" w:lastColumn="0" w:oddVBand="0" w:evenVBand="0" w:oddHBand="0" w:evenHBand="0" w:firstRowFirstColumn="0" w:firstRowLastColumn="0" w:lastRowFirstColumn="0" w:lastRowLastColumn="0"/>
+              <w:rPr>
+                <w:rFonts w:ascii="Arial Black" w:hAnsi="Arial Black"/>
+                <w:b/>
+                <w:bCs/>
+              </w:rPr>
+            </w:pPr>
+            <w:r>
+              <w:rPr>
+                <w:rFonts w:ascii="Arial Black" w:hAnsi="Arial Black"/>
+                <w:b/>
+                <w:bCs/>
+              </w:rPr>
+              <w:t>Z</w:t>
+            </w:r>
+          </w:p>
+        </w:tc>
+      </w:tr>
+      <w:tr>
+        <w:trPr>
+          <w:cnfStyle w:val="000000100000" w:firstRow="0" w:lastRow="0" w:firstColumn="0" w:lastColumn="0" w:oddVBand="0" w:evenVBand="0" w:oddHBand="1" w:evenHBand="0" w:firstRowFirstColumn="0" w:firstRowLastColumn="0" w:lastRowFirstColumn="0" w:lastRowLastColumn="0"/>
+        </w:trPr>
+        <w:tc>
+          <w:tcPr>
+            <w:cnfStyle w:val="001000000000" w:firstRow="0" w:lastRow="0" w:firstColumn="1" w:lastColumn="0" w:oddVBand="0" w:evenVBand="0" w:oddHBand="0" w:evenHBand="0" w:firstRowFirstColumn="0" w:firstRowLastColumn="0" w:lastRowFirstColumn="0" w:lastRowLastColumn="0"/>
+            <w:tcW w:w="3005" w:type="dxa"/>
+          </w:tcPr>
+          <w:p>
+            <w:pPr>
+              <w:rPr>
+                <w:rFonts w:ascii="Arial Black" w:hAnsi="Arial Black"/>
+                <w:b w:val="0"/>
+                <w:bCs w:val="0"/>
+              </w:rPr>
+            </w:pPr>
+            <w:r>
+              <w:rPr>
+                <w:rFonts w:ascii="Arial Black" w:hAnsi="Arial Black"/>
+              </w:rPr>
+              <w:t>Heavy attack</w:t>
+            </w:r>
+          </w:p>
+        </w:tc>
+        <w:tc>
+          <w:tcPr>
+            <w:tcW w:w="3005" w:type="dxa"/>
+          </w:tcPr>
+          <w:p>
+            <w:pPr>
+              <w:cnfStyle w:val="000000100000" w:firstRow="0" w:lastRow="0" w:firstColumn="0" w:lastColumn="0" w:oddVBand="0" w:evenVBand="0" w:oddHBand="1" w:evenHBand="0" w:firstRowFirstColumn="0" w:firstRowLastColumn="0" w:lastRowFirstColumn="0" w:lastRowLastColumn="0"/>
+              <w:rPr>
+                <w:rFonts w:ascii="Arial Black" w:hAnsi="Arial Black"/>
+                <w:b/>
+                <w:bCs/>
+              </w:rPr>
+            </w:pPr>
+            <w:r>
+              <w:rPr>
+                <w:rFonts w:ascii="Arial Black" w:hAnsi="Arial Black"/>
+                <w:b/>
+                <w:bCs/>
+              </w:rPr>
+              <w:t>K</w:t>
+            </w:r>
+          </w:p>
+        </w:tc>
+        <w:tc>
+          <w:tcPr>
+            <w:tcW w:w="3006" w:type="dxa"/>
+          </w:tcPr>
+          <w:p>
+            <w:pPr>
+              <w:cnfStyle w:val="000000100000" w:firstRow="0" w:lastRow="0" w:firstColumn="0" w:lastColumn="0" w:oddVBand="0" w:evenVBand="0" w:oddHBand="1" w:evenHBand="0" w:firstRowFirstColumn="0" w:firstRowLastColumn="0" w:lastRowFirstColumn="0" w:lastRowLastColumn="0"/>
+              <w:rPr>
+                <w:rFonts w:ascii="Arial Black" w:hAnsi="Arial Black"/>
+                <w:b/>
+                <w:bCs/>
+              </w:rPr>
+            </w:pPr>
+            <w:r>
+              <w:rPr>
+                <w:rFonts w:ascii="Arial Black" w:hAnsi="Arial Black"/>
+                <w:b/>
+                <w:bCs/>
+              </w:rPr>
+              <w:t>X</w:t>
+            </w:r>
+          </w:p>
+        </w:tc>
+      </w:tr>
+      <w:tr>
+        <w:tc>
+          <w:tcPr>
+            <w:cnfStyle w:val="001000000000" w:firstRow="0" w:lastRow="0" w:firstColumn="1" w:lastColumn="0" w:oddVBand="0" w:evenVBand="0" w:oddHBand="0" w:evenHBand="0" w:firstRowFirstColumn="0" w:firstRowLastColumn="0" w:lastRowFirstColumn="0" w:lastRowLastColumn="0"/>
+            <w:tcW w:w="3005" w:type="dxa"/>
+          </w:tcPr>
+          <w:p>
+            <w:pPr>
+              <w:rPr>
+                <w:rFonts w:ascii="Arial Black" w:hAnsi="Arial Black"/>
+                <w:b w:val="0"/>
+                <w:bCs w:val="0"/>
+              </w:rPr>
+            </w:pPr>
+            <w:r>
+              <w:rPr>
+                <w:rFonts w:ascii="Arial Black" w:hAnsi="Arial Black"/>
+              </w:rPr>
+              <w:t>Dod</w:t>
+            </w:r>
+            <w:r>
+              <w:rPr>
+                <w:rFonts w:ascii="Arial Black" w:hAnsi="Arial Black"/>
+              </w:rPr>
+              <w:t>ge</w:t>
+            </w:r>
+          </w:p>
+        </w:tc>
+        <w:tc>
+          <w:tcPr>
+            <w:tcW w:w="3005" w:type="dxa"/>
+          </w:tcPr>
+          <w:p>
+            <w:pPr>
+              <w:cnfStyle w:val="000000000000" w:firstRow="0" w:lastRow="0" w:firstColumn="0" w:lastColumn="0" w:oddVBand="0" w:evenVBand="0" w:oddHBand="0" w:evenHBand="0" w:firstRowFirstColumn="0" w:firstRowLastColumn="0" w:lastRowFirstColumn="0" w:lastRowLastColumn="0"/>
+              <w:rPr>
+                <w:rFonts w:ascii="Arial Black" w:hAnsi="Arial Black"/>
+                <w:b/>
+                <w:bCs/>
+              </w:rPr>
+            </w:pPr>
+            <w:r>
+              <w:rPr>
+                <w:rFonts w:ascii="Arial Black" w:hAnsi="Arial Black"/>
+                <w:b/>
+                <w:bCs/>
+              </w:rPr>
+              <w:t>L</w:t>
+            </w:r>
+          </w:p>
+        </w:tc>
+        <w:tc>
+          <w:tcPr>
+            <w:tcW w:w="3006" w:type="dxa"/>
+          </w:tcPr>
+          <w:p>
+            <w:pPr>
+              <w:cnfStyle w:val="000000000000" w:firstRow="0" w:lastRow="0" w:firstColumn="0" w:lastColumn="0" w:oddVBand="0" w:evenVBand="0" w:oddHBand="0" w:evenHBand="0" w:firstRowFirstColumn="0" w:firstRowLastColumn="0" w:lastRowFirstColumn="0" w:lastRowLastColumn="0"/>
+              <w:rPr>
+                <w:rFonts w:ascii="Arial Black" w:hAnsi="Arial Black"/>
+                <w:b/>
+                <w:bCs/>
+              </w:rPr>
+            </w:pPr>
+            <w:r>
+              <w:rPr>
+                <w:rFonts w:ascii="Arial Black" w:hAnsi="Arial Black"/>
+                <w:b/>
+                <w:bCs/>
+              </w:rPr>
+              <w:t>C</w:t>
+            </w:r>
+          </w:p>
+        </w:tc>
+      </w:tr>
+      <w:tr>
+        <w:trPr>
+          <w:cnfStyle w:val="000000100000" w:firstRow="0" w:lastRow="0" w:firstColumn="0" w:lastColumn="0" w:oddVBand="0" w:evenVBand="0" w:oddHBand="1" w:evenHBand="0" w:firstRowFirstColumn="0" w:firstRowLastColumn="0" w:lastRowFirstColumn="0" w:lastRowLastColumn="0"/>
+        </w:trPr>
+        <w:tc>
+          <w:tcPr>
+            <w:cnfStyle w:val="001000000000" w:firstRow="0" w:lastRow="0" w:firstColumn="1" w:lastColumn="0" w:oddVBand="0" w:evenVBand="0" w:oddHBand="0" w:evenHBand="0" w:firstRowFirstColumn="0" w:firstRowLastColumn="0" w:lastRowFirstColumn="0" w:lastRowLastColumn="0"/>
+            <w:tcW w:w="3005" w:type="dxa"/>
+          </w:tcPr>
+          <w:p>
+            <w:pPr>
+              <w:rPr>
+                <w:rFonts w:ascii="Arial Black" w:hAnsi="Arial Black"/>
+                <w:b w:val="0"/>
+                <w:bCs w:val="0"/>
+              </w:rPr>
+            </w:pPr>
+            <w:r>
+              <w:rPr>
+                <w:rFonts w:ascii="Arial Black" w:hAnsi="Arial Black"/>
+              </w:rPr>
+              <w:t>Pick up</w:t>
+            </w:r>
+          </w:p>
+        </w:tc>
+        <w:tc>
+          <w:tcPr>
+            <w:tcW w:w="3005" w:type="dxa"/>
+          </w:tcPr>
+          <w:p>
+            <w:pPr>
+              <w:cnfStyle w:val="000000100000" w:firstRow="0" w:lastRow="0" w:firstColumn="0" w:lastColumn="0" w:oddVBand="0" w:evenVBand="0" w:oddHBand="1" w:evenHBand="0" w:firstRowFirstColumn="0" w:firstRowLastColumn="0" w:lastRowFirstColumn="0" w:lastRowLastColumn="0"/>
+              <w:rPr>
+                <w:rFonts w:ascii="Arial Black" w:hAnsi="Arial Black"/>
+                <w:b/>
+                <w:bCs/>
+              </w:rPr>
+            </w:pPr>
+            <w:r>
+              <w:rPr>
+                <w:rFonts w:ascii="Arial Black" w:hAnsi="Arial Black"/>
+                <w:b/>
+                <w:bCs/>
+              </w:rPr>
+              <w:t>P</w:t>
+            </w:r>
+          </w:p>
+        </w:tc>
+        <w:tc>
+          <w:tcPr>
+            <w:tcW w:w="3006" w:type="dxa"/>
+          </w:tcPr>
+          <w:p>
+            <w:pPr>
+              <w:cnfStyle w:val="000000100000" w:firstRow="0" w:lastRow="0" w:firstColumn="0" w:lastColumn="0" w:oddVBand="0" w:evenVBand="0" w:oddHBand="1" w:evenHBand="0" w:firstRowFirstColumn="0" w:firstRowLastColumn="0" w:lastRowFirstColumn="0" w:lastRowLastColumn="0"/>
+              <w:rPr>
+                <w:rFonts w:ascii="Arial Black" w:hAnsi="Arial Black"/>
+                <w:b/>
+                <w:bCs/>
+              </w:rPr>
+            </w:pPr>
+            <w:r>
+              <w:rPr>
+                <w:rFonts w:ascii="Arial Black" w:hAnsi="Arial Black"/>
+                <w:b/>
+                <w:bCs/>
+              </w:rPr>
+              <w:t>N</w:t>
+            </w:r>
+          </w:p>
+        </w:tc>
+      </w:tr>
+      <w:tr>
+        <w:tc>
+          <w:tcPr>
+            <w:cnfStyle w:val="001000000000" w:firstRow="0" w:lastRow="0" w:firstColumn="1" w:lastColumn="0" w:oddVBand="0" w:evenVBand="0" w:oddHBand="0" w:evenHBand="0" w:firstRowFirstColumn="0" w:firstRowLastColumn="0" w:lastRowFirstColumn="0" w:lastRowLastColumn="0"/>
+            <w:tcW w:w="3005" w:type="dxa"/>
+          </w:tcPr>
+          <w:p>
+            <w:pPr>
+              <w:rPr>
+                <w:rFonts w:ascii="Arial Black" w:hAnsi="Arial Black"/>
+                <w:b w:val="0"/>
+                <w:bCs w:val="0"/>
+              </w:rPr>
+            </w:pPr>
+            <w:r>
+              <w:rPr>
+                <w:rFonts w:ascii="Arial Black" w:hAnsi="Arial Black"/>
+              </w:rPr>
+              <w:t>Parry</w:t>
+            </w:r>
+          </w:p>
+        </w:tc>
+        <w:tc>
+          <w:tcPr>
+            <w:tcW w:w="3005" w:type="dxa"/>
+          </w:tcPr>
+          <w:p>
+            <w:pPr>
+              <w:cnfStyle w:val="000000000000" w:firstRow="0" w:lastRow="0" w:firstColumn="0" w:lastColumn="0" w:oddVBand="0" w:evenVBand="0" w:oddHBand="0" w:evenHBand="0" w:firstRowFirstColumn="0" w:firstRowLastColumn="0" w:lastRowFirstColumn="0" w:lastRowLastColumn="0"/>
+              <w:rPr>
+                <w:rFonts w:ascii="Arial Black" w:hAnsi="Arial Black"/>
+                <w:b/>
+                <w:bCs/>
+              </w:rPr>
+            </w:pPr>
+            <w:r>
+              <w:rPr>
+                <w:rFonts w:ascii="Arial Black" w:hAnsi="Arial Black"/>
+                <w:b/>
+                <w:bCs/>
+              </w:rPr>
+              <w:t>T</w:t>
+            </w:r>
+          </w:p>
+        </w:tc>
+        <w:tc>
+          <w:tcPr>
+            <w:tcW w:w="3006" w:type="dxa"/>
+          </w:tcPr>
+          <w:p>
+            <w:pPr>
+              <w:cnfStyle w:val="000000000000" w:firstRow="0" w:lastRow="0" w:firstColumn="0" w:lastColumn="0" w:oddVBand="0" w:evenVBand="0" w:oddHBand="0" w:evenHBand="0" w:firstRowFirstColumn="0" w:firstRowLastColumn="0" w:lastRowFirstColumn="0" w:lastRowLastColumn="0"/>
+              <w:rPr>
+                <w:rFonts w:ascii="Arial Black" w:hAnsi="Arial Black"/>
+                <w:b/>
+                <w:bCs/>
+              </w:rPr>
+            </w:pPr>
+            <w:r>
+              <w:rPr>
+                <w:rFonts w:ascii="Arial Black" w:hAnsi="Arial Black"/>
+                <w:b/>
+                <w:bCs/>
+              </w:rPr>
+              <w:t>M</w:t>
+            </w:r>
+          </w:p>
+        </w:tc>
+      </w:tr>
+      <w:tr>
+        <w:trPr>
+          <w:cnfStyle w:val="000000100000" w:firstRow="0" w:lastRow="0" w:firstColumn="0" w:lastColumn="0" w:oddVBand="0" w:evenVBand="0" w:oddHBand="1" w:evenHBand="0" w:firstRowFirstColumn="0" w:firstRowLastColumn="0" w:lastRowFirstColumn="0" w:lastRowLastColumn="0"/>
+        </w:trPr>
+        <w:tc>
+          <w:tcPr>
+            <w:cnfStyle w:val="001000000000" w:firstRow="0" w:lastRow="0" w:firstColumn="1" w:lastColumn="0" w:oddVBand="0" w:evenVBand="0" w:oddHBand="0" w:evenHBand="0" w:firstRowFirstColumn="0" w:firstRowLastColumn="0" w:lastRowFirstColumn="0" w:lastRowLastColumn="0"/>
+            <w:tcW w:w="3005" w:type="dxa"/>
+          </w:tcPr>
+          <w:p>
+            <w:pPr>
+              <w:rPr>
+                <w:rFonts w:ascii="Arial Black" w:hAnsi="Arial Black"/>
+                <w:b w:val="0"/>
+                <w:bCs w:val="0"/>
+              </w:rPr>
+            </w:pPr>
+            <w:r>
+              <w:rPr>
+                <w:rFonts w:ascii="Arial Black" w:hAnsi="Arial Black"/>
+              </w:rPr>
+              <w:t>Block</w:t>
+            </w:r>
+          </w:p>
+        </w:tc>
+        <w:tc>
+          <w:tcPr>
+            <w:tcW w:w="3005" w:type="dxa"/>
+          </w:tcPr>
+          <w:p>
+            <w:pPr>
+              <w:cnfStyle w:val="000000100000" w:firstRow="0" w:lastRow="0" w:firstColumn="0" w:lastColumn="0" w:oddVBand="0" w:evenVBand="0" w:oddHBand="1" w:evenHBand="0" w:firstRowFirstColumn="0" w:firstRowLastColumn="0" w:lastRowFirstColumn="0" w:lastRowLastColumn="0"/>
+              <w:rPr>
+                <w:rFonts w:ascii="Arial Black" w:hAnsi="Arial Black"/>
+                <w:b/>
+                <w:bCs/>
+              </w:rPr>
+            </w:pPr>
+            <w:r>
+              <w:rPr>
+                <w:rFonts w:ascii="Arial Black" w:hAnsi="Arial Black"/>
+                <w:b/>
+                <w:bCs/>
+              </w:rPr>
+              <w:t>I</w:t>
+            </w:r>
+          </w:p>
+        </w:tc>
+        <w:tc>
+          <w:tcPr>
+            <w:tcW w:w="3006" w:type="dxa"/>
+          </w:tcPr>
+          <w:p>
+            <w:pPr>
+              <w:cnfStyle w:val="000000100000" w:firstRow="0" w:lastRow="0" w:firstColumn="0" w:lastColumn="0" w:oddVBand="0" w:evenVBand="0" w:oddHBand="1" w:evenHBand="0" w:firstRowFirstColumn="0" w:firstRowLastColumn="0" w:lastRowFirstColumn="0" w:lastRowLastColumn="0"/>
+              <w:rPr>
+                <w:rFonts w:ascii="Arial Black" w:hAnsi="Arial Black"/>
+                <w:b/>
+                <w:bCs/>
+              </w:rPr>
+            </w:pPr>
+            <w:r>
+              <w:rPr>
+                <w:rFonts w:ascii="Arial Black" w:hAnsi="Arial Black"/>
+                <w:b/>
+                <w:bCs/>
+              </w:rPr>
+              <w:t>V</w:t>
+            </w:r>
+          </w:p>
+        </w:tc>
+      </w:tr>
+    </w:tbl>
+    <w:p>
+      <w:pPr>
+        <w:rPr>
+          <w:rFonts w:ascii="Arial Black" w:hAnsi="Arial Black"/>
+          <w:b/>
+          <w:bCs/>
+        </w:rPr>
+      </w:pPr>
+    </w:p>
+    <w:p>
+      <w:pPr>
+        <w:rPr>
+          <w:rFonts w:ascii="Arial Black" w:hAnsi="Arial Black"/>
+          <w:b/>
+          <w:bCs/>
+        </w:rPr>
+      </w:pPr>
+      <w:r>
+        <w:rPr>
+          <w:rFonts w:ascii="Arial Black" w:hAnsi="Arial Black"/>
+          <w:b/>
+          <w:bCs/>
+        </w:rPr>
+        <w:t xml:space="preserve">    </w:t>
+      </w:r>
+      <w:r>
+        <w:rPr>
+          <w:rFonts w:ascii="Arial Black" w:hAnsi="Arial Black"/>
+          <w:b/>
+          <w:bCs/>
+        </w:rPr>
+        <w:t>Options</w:t>
+      </w:r>
+      <w:r>
+        <w:rPr>
+          <w:rFonts w:ascii="Arial Black" w:hAnsi="Arial Black"/>
+          <w:b/>
+          <w:bCs/>
+        </w:rPr>
+        <w:t xml:space="preserve"> Menu ( elements) </w:t>
+      </w:r>
+    </w:p>
+    <w:p>
+      <w:pPr>
+        <w:rPr>
+          <w:rFonts w:ascii="Arial Black" w:hAnsi="Arial Black"/>
+          <w:b/>
+          <w:bCs/>
+        </w:rPr>
+      </w:pPr>
+    </w:p>
+    <w:tbl>
+      <w:tblPr>
+        <w:tblStyle w:val="GridTable4"/>
+        <w:tblW w:w="0" w:type="auto"/>
+        <w:tblLook w:val="04A0" w:firstRow="1" w:lastRow="0" w:firstColumn="1" w:lastColumn="0" w:noHBand="0" w:noVBand="1"/>
+      </w:tblPr>
+      <w:tblGrid>
+        <w:gridCol w:w="2343"/>
+        <w:gridCol w:w="2395"/>
+        <w:gridCol w:w="1919"/>
+        <w:gridCol w:w="2359"/>
+      </w:tblGrid>
+      <w:tr>
+        <w:trPr>
+          <w:cnfStyle w:val="100000000000" w:firstRow="1" w:lastRow="0" w:firstColumn="0" w:lastColumn="0" w:oddVBand="0" w:evenVBand="0" w:oddHBand="0" w:evenHBand="0" w:firstRowFirstColumn="0" w:firstRowLastColumn="0" w:lastRowFirstColumn="0" w:lastRowLastColumn="0"/>
+        </w:trPr>
+        <w:tc>
+          <w:tcPr>
+            <w:cnfStyle w:val="001000000000" w:firstRow="0" w:lastRow="0" w:firstColumn="1" w:lastColumn="0" w:oddVBand="0" w:evenVBand="0" w:oddHBand="0" w:evenHBand="0" w:firstRowFirstColumn="0" w:firstRowLastColumn="0" w:lastRowFirstColumn="0" w:lastRowLastColumn="0"/>
+            <w:tcW w:w="2343" w:type="dxa"/>
+          </w:tcPr>
+          <w:p>
+            <w:pPr>
+              <w:rPr>
+                <w:rFonts w:ascii="Arial Black" w:hAnsi="Arial Black"/>
+                <w:b w:val="0"/>
+                <w:bCs w:val="0"/>
+              </w:rPr>
+            </w:pPr>
+            <w:r>
+              <w:rPr>
+                <w:rFonts w:ascii="Arial Black" w:hAnsi="Arial Black"/>
+                <w:b w:val="0"/>
+                <w:bCs w:val="0"/>
+              </w:rPr>
+              <w:lastRenderedPageBreak/>
+              <w:t>Settings</w:t>
+            </w:r>
+          </w:p>
+        </w:tc>
+        <w:tc>
+          <w:tcPr>
+            <w:tcW w:w="2395" w:type="dxa"/>
+          </w:tcPr>
+          <w:p>
+            <w:pPr>
+              <w:cnfStyle w:val="100000000000" w:firstRow="1" w:lastRow="0" w:firstColumn="0" w:lastColumn="0" w:oddVBand="0" w:evenVBand="0" w:oddHBand="0" w:evenHBand="0" w:firstRowFirstColumn="0" w:firstRowLastColumn="0" w:lastRowFirstColumn="0" w:lastRowLastColumn="0"/>
+              <w:rPr>
+                <w:rFonts w:ascii="Arial Black" w:hAnsi="Arial Black"/>
+                <w:b w:val="0"/>
+                <w:bCs w:val="0"/>
+              </w:rPr>
+            </w:pPr>
+            <w:r>
+              <w:rPr>
+                <w:rFonts w:ascii="Arial Black" w:hAnsi="Arial Black"/>
+                <w:b w:val="0"/>
+                <w:bCs w:val="0"/>
+              </w:rPr>
+              <w:t>functions</w:t>
+            </w:r>
+          </w:p>
+        </w:tc>
+        <w:tc>
+          <w:tcPr>
+            <w:tcW w:w="1919" w:type="dxa"/>
+          </w:tcPr>
+          <w:p>
+            <w:pPr>
+              <w:cnfStyle w:val="100000000000" w:firstRow="1" w:lastRow="0" w:firstColumn="0" w:lastColumn="0" w:oddVBand="0" w:evenVBand="0" w:oddHBand="0" w:evenHBand="0" w:firstRowFirstColumn="0" w:firstRowLastColumn="0" w:lastRowFirstColumn="0" w:lastRowLastColumn="0"/>
+              <w:rPr>
+                <w:rFonts w:ascii="Arial Black" w:hAnsi="Arial Black"/>
+                <w:b w:val="0"/>
+                <w:bCs w:val="0"/>
+              </w:rPr>
+            </w:pPr>
+            <w:r>
+              <w:rPr>
+                <w:rFonts w:ascii="Arial Black" w:hAnsi="Arial Black"/>
+                <w:b w:val="0"/>
+                <w:bCs w:val="0"/>
+              </w:rPr>
+              <w:t xml:space="preserve">Theme </w:t>
+            </w:r>
+          </w:p>
+        </w:tc>
+        <w:tc>
+          <w:tcPr>
+            <w:tcW w:w="2359" w:type="dxa"/>
+          </w:tcPr>
+          <w:p>
+            <w:pPr>
+              <w:cnfStyle w:val="100000000000" w:firstRow="1" w:lastRow="0" w:firstColumn="0" w:lastColumn="0" w:oddVBand="0" w:evenVBand="0" w:oddHBand="0" w:evenHBand="0" w:firstRowFirstColumn="0" w:firstRowLastColumn="0" w:lastRowFirstColumn="0" w:lastRowLastColumn="0"/>
+              <w:rPr>
+                <w:rFonts w:ascii="Arial Black" w:hAnsi="Arial Black"/>
+                <w:b w:val="0"/>
+                <w:bCs w:val="0"/>
+              </w:rPr>
+            </w:pPr>
+            <w:r>
+              <w:rPr>
+                <w:rFonts w:ascii="Arial Black" w:hAnsi="Arial Black"/>
+                <w:b w:val="0"/>
+                <w:bCs w:val="0"/>
+              </w:rPr>
+              <w:t xml:space="preserve">What happens in game </w:t>
+            </w:r>
+          </w:p>
+        </w:tc>
+      </w:tr>
+      <w:tr>
+        <w:trPr>
+          <w:cnfStyle w:val="000000100000" w:firstRow="0" w:lastRow="0" w:firstColumn="0" w:lastColumn="0" w:oddVBand="0" w:evenVBand="0" w:oddHBand="1" w:evenHBand="0" w:firstRowFirstColumn="0" w:firstRowLastColumn="0" w:lastRowFirstColumn="0" w:lastRowLastColumn="0"/>
+        </w:trPr>
+        <w:tc>
+          <w:tcPr>
+            <w:cnfStyle w:val="001000000000" w:firstRow="0" w:lastRow="0" w:firstColumn="1" w:lastColumn="0" w:oddVBand="0" w:evenVBand="0" w:oddHBand="0" w:evenHBand="0" w:firstRowFirstColumn="0" w:firstRowLastColumn="0" w:lastRowFirstColumn="0" w:lastRowLastColumn="0"/>
+            <w:tcW w:w="2343" w:type="dxa"/>
+          </w:tcPr>
+          <w:p>
+            <w:pPr>
+              <w:rPr>
+                <w:rFonts w:ascii="Arial Black" w:hAnsi="Arial Black"/>
+              </w:rPr>
+            </w:pPr>
+            <w:r>
+              <w:rPr>
+                <w:rFonts w:ascii="Arial Black" w:hAnsi="Arial Black"/>
+                <w:b w:val="0"/>
+                <w:bCs w:val="0"/>
+              </w:rPr>
+              <w:t>Music volume</w:t>
+            </w:r>
+          </w:p>
+          <w:p>
+            <w:pPr>
+              <w:rPr>
+                <w:rFonts w:ascii="Arial Black" w:hAnsi="Arial Black"/>
+              </w:rPr>
+            </w:pPr>
+          </w:p>
+          <w:p>
+            <w:pPr>
+              <w:rPr>
+                <w:rFonts w:ascii="Arial Black" w:hAnsi="Arial Black"/>
+              </w:rPr>
+            </w:pPr>
+          </w:p>
+          <w:p>
+            <w:pPr>
+              <w:rPr>
+                <w:rFonts w:ascii="Arial Black" w:hAnsi="Arial Black"/>
+              </w:rPr>
+            </w:pPr>
+          </w:p>
+          <w:p>
+            <w:pPr>
+              <w:rPr>
+                <w:rFonts w:ascii="Arial Black" w:hAnsi="Arial Black"/>
+              </w:rPr>
+            </w:pPr>
+          </w:p>
+          <w:p>
+            <w:pPr>
+              <w:rPr>
+                <w:rFonts w:ascii="Arial Black" w:hAnsi="Arial Black"/>
+                <w:b w:val="0"/>
+                <w:bCs w:val="0"/>
+              </w:rPr>
+            </w:pPr>
+          </w:p>
+        </w:tc>
+        <w:tc>
+          <w:tcPr>
+            <w:tcW w:w="2395" w:type="dxa"/>
+          </w:tcPr>
+          <w:p>
+            <w:pPr>
+              <w:cnfStyle w:val="000000100000" w:firstRow="0" w:lastRow="0" w:firstColumn="0" w:lastColumn="0" w:oddVBand="0" w:evenVBand="0" w:oddHBand="1" w:evenHBand="0" w:firstRowFirstColumn="0" w:firstRowLastColumn="0" w:lastRowFirstColumn="0" w:lastRowLastColumn="0"/>
+              <w:rPr>
+                <w:rFonts w:ascii="Arial Black" w:hAnsi="Arial Black"/>
+                <w:b/>
+                <w:bCs/>
+              </w:rPr>
+            </w:pPr>
+            <w:r>
+              <w:rPr>
+                <w:rFonts w:ascii="Arial Black" w:hAnsi="Arial Black"/>
+                <w:b/>
+                <w:bCs/>
+              </w:rPr>
+              <w:t xml:space="preserve">Controls the music                     </w:t>
+            </w:r>
+          </w:p>
+        </w:tc>
+        <w:tc>
+          <w:tcPr>
+            <w:tcW w:w="1919" w:type="dxa"/>
+          </w:tcPr>
+          <w:p>
+            <w:pPr>
+              <w:cnfStyle w:val="000000100000" w:firstRow="0" w:lastRow="0" w:firstColumn="0" w:lastColumn="0" w:oddVBand="0" w:evenVBand="0" w:oddHBand="1" w:evenHBand="0" w:firstRowFirstColumn="0" w:firstRowLastColumn="0" w:lastRowFirstColumn="0" w:lastRowLastColumn="0"/>
+              <w:rPr>
+                <w:rFonts w:ascii="Arial Black" w:hAnsi="Arial Black"/>
+                <w:b/>
+                <w:bCs/>
+              </w:rPr>
+            </w:pPr>
+            <w:r>
+              <w:rPr>
+                <w:rFonts w:ascii="Arial Black" w:hAnsi="Arial Black"/>
+                <w:b/>
+                <w:bCs/>
+              </w:rPr>
+              <w:t>a slider. Posters-on-brick feels like it wants a street-ambience bed</w:t>
+            </w:r>
+          </w:p>
+        </w:tc>
+        <w:tc>
+          <w:tcPr>
+            <w:tcW w:w="2359" w:type="dxa"/>
+          </w:tcPr>
+          <w:p>
+            <w:pPr>
+              <w:cnfStyle w:val="000000100000" w:firstRow="0" w:lastRow="0" w:firstColumn="0" w:lastColumn="0" w:oddVBand="0" w:evenVBand="0" w:oddHBand="1" w:evenHBand="0" w:firstRowFirstColumn="0" w:firstRowLastColumn="0" w:lastRowFirstColumn="0" w:lastRowLastColumn="0"/>
+              <w:rPr>
+                <w:rFonts w:ascii="Arial Black" w:hAnsi="Arial Black"/>
+                <w:b/>
+                <w:bCs/>
+              </w:rPr>
+            </w:pPr>
+            <w:r>
+              <w:rPr>
+                <w:rFonts w:ascii="Arial Black" w:hAnsi="Arial Black"/>
+                <w:b/>
+                <w:bCs/>
+              </w:rPr>
+              <w:t xml:space="preserve"> Changes the game music level</w:t>
+            </w:r>
+          </w:p>
+        </w:tc>
+      </w:tr>
+      <w:tr>
+        <w:tc>
+          <w:tcPr>
+            <w:cnfStyle w:val="001000000000" w:firstRow="0" w:lastRow="0" w:firstColumn="1" w:lastColumn="0" w:oddVBand="0" w:evenVBand="0" w:oddHBand="0" w:evenHBand="0" w:firstRowFirstColumn="0" w:firstRowLastColumn="0" w:lastRowFirstColumn="0" w:lastRowLastColumn="0"/>
+            <w:tcW w:w="2343" w:type="dxa"/>
+          </w:tcPr>
+          <w:p>
+            <w:pPr>
+              <w:rPr>
+                <w:rFonts w:ascii="Arial Black" w:hAnsi="Arial Black"/>
+              </w:rPr>
+            </w:pPr>
+          </w:p>
+        </w:tc>
+        <w:tc>
+          <w:tcPr>
+            <w:tcW w:w="2395" w:type="dxa"/>
+          </w:tcPr>
+          <w:p>
+            <w:pPr>
+              <w:cnfStyle w:val="000000000000" w:firstRow="0" w:lastRow="0" w:firstColumn="0" w:lastColumn="0" w:oddVBand="0" w:evenVBand="0" w:oddHBand="0" w:evenHBand="0" w:firstRowFirstColumn="0" w:firstRowLastColumn="0" w:lastRowFirstColumn="0" w:lastRowLastColumn="0"/>
+              <w:rPr>
+                <w:rFonts w:ascii="Arial Black" w:hAnsi="Arial Black"/>
+                <w:b/>
+                <w:bCs/>
+              </w:rPr>
+            </w:pPr>
+          </w:p>
+        </w:tc>
+        <w:tc>
+          <w:tcPr>
+            <w:tcW w:w="1919" w:type="dxa"/>
+          </w:tcPr>
+          <w:p>
+            <w:pPr>
+              <w:cnfStyle w:val="000000000000" w:firstRow="0" w:lastRow="0" w:firstColumn="0" w:lastColumn="0" w:oddVBand="0" w:evenVBand="0" w:oddHBand="0" w:evenHBand="0" w:firstRowFirstColumn="0" w:firstRowLastColumn="0" w:lastRowFirstColumn="0" w:lastRowLastColumn="0"/>
+              <w:rPr>
+                <w:rFonts w:ascii="Arial Black" w:hAnsi="Arial Black"/>
+                <w:b/>
+                <w:bCs/>
+              </w:rPr>
+            </w:pPr>
+          </w:p>
+        </w:tc>
+        <w:tc>
+          <w:tcPr>
+            <w:tcW w:w="2359" w:type="dxa"/>
+          </w:tcPr>
+          <w:p>
+            <w:pPr>
+              <w:cnfStyle w:val="000000000000" w:firstRow="0" w:lastRow="0" w:firstColumn="0" w:lastColumn="0" w:oddVBand="0" w:evenVBand="0" w:oddHBand="0" w:evenHBand="0" w:firstRowFirstColumn="0" w:firstRowLastColumn="0" w:lastRowFirstColumn="0" w:lastRowLastColumn="0"/>
+              <w:rPr>
+                <w:rFonts w:ascii="Arial Black" w:hAnsi="Arial Black"/>
+                <w:b/>
+                <w:bCs/>
+              </w:rPr>
+            </w:pPr>
+          </w:p>
+        </w:tc>
+      </w:tr>
+      <w:tr>
+        <w:trPr>
+          <w:cnfStyle w:val="000000100000" w:firstRow="0" w:lastRow="0" w:firstColumn="0" w:lastColumn="0" w:oddVBand="0" w:evenVBand="0" w:oddHBand="1" w:evenHBand="0" w:firstRowFirstColumn="0" w:firstRowLastColumn="0" w:lastRowFirstColumn="0" w:lastRowLastColumn="0"/>
+        </w:trPr>
+        <w:tc>
+          <w:tcPr>
+            <w:cnfStyle w:val="001000000000" w:firstRow="0" w:lastRow="0" w:firstColumn="1" w:lastColumn="0" w:oddVBand="0" w:evenVBand="0" w:oddHBand="0" w:evenHBand="0" w:firstRowFirstColumn="0" w:firstRowLastColumn="0" w:lastRowFirstColumn="0" w:lastRowLastColumn="0"/>
+            <w:tcW w:w="2343" w:type="dxa"/>
+          </w:tcPr>
+          <w:p>
+            <w:pPr>
+              <w:rPr>
+                <w:rFonts w:ascii="Arial Black" w:hAnsi="Arial Black"/>
+              </w:rPr>
+            </w:pPr>
+            <w:r>
+              <w:rPr>
+                <w:rFonts w:ascii="Arial Black" w:hAnsi="Arial Black"/>
+              </w:rPr>
+              <w:t>SFX volume</w:t>
+            </w:r>
+          </w:p>
+        </w:tc>
+        <w:tc>
+          <w:tcPr>
+            <w:tcW w:w="2395" w:type="dxa"/>
+          </w:tcPr>
+          <w:p>
+            <w:pPr>
+              <w:cnfStyle w:val="000000100000" w:firstRow="0" w:lastRow="0" w:firstColumn="0" w:lastColumn="0" w:oddVBand="0" w:evenVBand="0" w:oddHBand="1" w:evenHBand="0" w:firstRowFirstColumn="0" w:firstRowLastColumn="0" w:lastRowFirstColumn="0" w:lastRowLastColumn="0"/>
+              <w:rPr>
+                <w:rFonts w:ascii="Arial Black" w:hAnsi="Arial Black"/>
+                <w:b/>
+                <w:bCs/>
+              </w:rPr>
+            </w:pPr>
+            <w:r>
+              <w:rPr>
+                <w:rFonts w:ascii="Arial Black" w:hAnsi="Arial Black"/>
+                <w:b/>
+                <w:bCs/>
+              </w:rPr>
+              <w:t>a slider covering hits</w:t>
+            </w:r>
+            <w:r>
+              <w:rPr>
+                <w:rFonts w:ascii="Arial Black" w:hAnsi="Arial Black"/>
+                <w:b/>
+                <w:bCs/>
+              </w:rPr>
+              <w:t xml:space="preserve"> sounds parries and dodges</w:t>
+            </w:r>
+          </w:p>
+        </w:tc>
+        <w:tc>
+          <w:tcPr>
+            <w:tcW w:w="1919" w:type="dxa"/>
+          </w:tcPr>
+          <w:p>
+            <w:pPr>
+              <w:cnfStyle w:val="000000100000" w:firstRow="0" w:lastRow="0" w:firstColumn="0" w:lastColumn="0" w:oddVBand="0" w:evenVBand="0" w:oddHBand="1" w:evenHBand="0" w:firstRowFirstColumn="0" w:firstRowLastColumn="0" w:lastRowFirstColumn="0" w:lastRowLastColumn="0"/>
+              <w:rPr>
+                <w:rFonts w:ascii="Arial Black" w:hAnsi="Arial Black"/>
+                <w:b/>
+                <w:bCs/>
+              </w:rPr>
+            </w:pPr>
+            <w:r>
+              <w:rPr>
+                <w:rFonts w:ascii="Arial Black" w:hAnsi="Arial Black"/>
+                <w:b/>
+                <w:bCs/>
+              </w:rPr>
+              <w:t xml:space="preserve">Same theme as the music volume </w:t>
+            </w:r>
+          </w:p>
+        </w:tc>
+        <w:tc>
+          <w:tcPr>
+            <w:tcW w:w="2359" w:type="dxa"/>
+          </w:tcPr>
+          <w:p>
+            <w:pPr>
+              <w:cnfStyle w:val="000000100000" w:firstRow="0" w:lastRow="0" w:firstColumn="0" w:lastColumn="0" w:oddVBand="0" w:evenVBand="0" w:oddHBand="1" w:evenHBand="0" w:firstRowFirstColumn="0" w:firstRowLastColumn="0" w:lastRowFirstColumn="0" w:lastRowLastColumn="0"/>
+              <w:rPr>
+                <w:rFonts w:ascii="Arial Black" w:hAnsi="Arial Black"/>
+                <w:b/>
+                <w:bCs/>
+              </w:rPr>
+            </w:pPr>
+            <w:r>
+              <w:rPr>
+                <w:rFonts w:ascii="Arial Black" w:hAnsi="Arial Black"/>
+                <w:b/>
+                <w:bCs/>
+              </w:rPr>
+              <w:t xml:space="preserve">Change the SFX on or </w:t>
+            </w:r>
+            <w:r>
+              <w:rPr>
+                <w:rFonts w:ascii="Arial Black" w:hAnsi="Arial Black"/>
+                <w:b/>
+                <w:bCs/>
+              </w:rPr>
+              <w:t xml:space="preserve">off </w:t>
+            </w:r>
+          </w:p>
+        </w:tc>
+      </w:tr>
+    </w:tbl>
+    <w:p>
+      <w:pPr>
+        <w:rPr>
+          <w:rFonts w:ascii="Arial Black" w:hAnsi="Arial Black"/>
+          <w:b/>
+          <w:bCs/>
+        </w:rPr>
+      </w:pPr>
+    </w:p>
+    <w:p>
+      <w:pPr>
+        <w:rPr>
+          <w:rFonts w:ascii="Arial Black" w:hAnsi="Arial Black"/>
+          <w:b/>
+          <w:bCs/>
+        </w:rPr>
+      </w:pPr>
+    </w:p>
+    <w:p>
+      <w:pPr>
+        <w:rPr>
+          <w:rFonts w:ascii="Arial Black" w:hAnsi="Arial Black"/>
+          <w:b/>
+          <w:bCs/>
+        </w:rPr>
+      </w:pPr>
+    </w:p>
+    <w:p>
+      <w:pPr>
+        <w:rPr>
+          <w:rFonts w:ascii="Arial Black" w:hAnsi="Arial Black"/>
+          <w:b/>
+          <w:bCs/>
+        </w:rPr>
+      </w:pPr>
+      <w:r>
+        <w:rPr>
+          <w:rFonts w:ascii="Arial Black" w:hAnsi="Arial Black"/>
+          <w:b/>
+          <w:bCs/>
+        </w:rPr>
         <w:t>Background posters (non-interactive)</w:t>
       </w:r>
     </w:p>
@@ -877,25 +2131,7 @@
           <w:b/>
           <w:bCs/>
         </w:rPr>
-        <w:t xml:space="preserve">Palette: brick red #9C3B2E / #7A2F25, mustard #E1A92B, forest green #2F5D3A, warm brown #6B4A2F, cream #E8DCC0, </w:t>
-      </w:r>
-      <w:proofErr w:type="gramStart"/>
-      <w:r>
-        <w:rPr>
-          <w:rFonts w:ascii="Arial Black" w:hAnsi="Arial Black"/>
-          <w:b/>
-          <w:bCs/>
-        </w:rPr>
-        <w:t>near-black</w:t>
-      </w:r>
-      <w:proofErr w:type="gramEnd"/>
-      <w:r>
-        <w:rPr>
-          <w:rFonts w:ascii="Arial Black" w:hAnsi="Arial Black"/>
-          <w:b/>
-          <w:bCs/>
-        </w:rPr>
-        <w:t> #1D1A16.</w:t>
+        <w:t>Palette: brick red #9C3B2E / #7A2F25, mustard #E1A92B, forest green #2F5D3A, warm brown #6B4A2F, cream #E8DCC0, near-black #1D1A16.</w:t>
       </w:r>
     </w:p>
     <w:p>
@@ -913,7 +2149,6 @@
           <w:b/>
           <w:bCs/>
         </w:rPr>
-        <w:lastRenderedPageBreak/>
         <w:t>Implementation notes (Phaser)</w:t>
       </w:r>
     </w:p>
@@ -935,6 +2170,7 @@
           <w:b/>
           <w:bCs/>
         </w:rPr>
+        <w:lastRenderedPageBreak/>
         <w:t>Background as 3 parallax layers: sky and sun, far and near buildings, brick wall foreground. The street strip can be reused as the arena floor backdrop.</w:t>
       </w:r>
     </w:p>
@@ -977,25 +2213,7 @@
           <w:b/>
           <w:bCs/>
         </w:rPr>
-        <w:t xml:space="preserve">Selection: tween rotation to 0 and x +10px (about 100 </w:t>
-      </w:r>
-      <w:proofErr w:type="spellStart"/>
-      <w:r>
-        <w:rPr>
-          <w:rFonts w:ascii="Arial Black" w:hAnsi="Arial Black"/>
-          <w:b/>
-          <w:bCs/>
-        </w:rPr>
-        <w:t>ms</w:t>
-      </w:r>
-      <w:proofErr w:type="spellEnd"/>
-      <w:r>
-        <w:rPr>
-          <w:rFonts w:ascii="Arial Black" w:hAnsi="Arial Black"/>
-          <w:b/>
-          <w:bCs/>
-        </w:rPr>
-        <w:t>); swap to the bright colour variant.</w:t>
+        <w:t>Selection: tween rotation to 0 and x +10px (about 100 ms); swap to the bright colour variant.</w:t>
       </w:r>
     </w:p>
     <w:p>
@@ -1037,23 +2255,7 @@
           <w:b/>
           <w:bCs/>
         </w:rPr>
-        <w:t xml:space="preserve">Placeholder only: the </w:t>
-      </w:r>
-      <w:r>
-        <w:rPr>
-          <w:rFonts w:ascii="Arial Black" w:hAnsi="Arial Black"/>
-          <w:b/>
-          <w:bCs/>
-        </w:rPr>
-        <w:t>mock up</w:t>
-      </w:r>
-      <w:r>
-        <w:rPr>
-          <w:rFonts w:ascii="Arial Black" w:hAnsi="Arial Black"/>
-          <w:b/>
-          <w:bCs/>
-        </w:rPr>
-        <w:t xml:space="preserve"> uses stand-in fonts and flat SVG shapes; final art comes from the Art Direction agent.</w:t>
+        <w:t>Placeholder only: the mock up uses stand-in fonts and flat SVG shapes; final art comes from the Art Direction agent.</w:t>
       </w:r>
     </w:p>
     <w:p>
@@ -2641,6 +3843,520 @@
       </w:tblBorders>
     </w:tblPr>
   </w:style>
+  <w:style w:type="table" w:styleId="ListTable3">
+    <w:name w:val="List Table 3"/>
+    <w:basedOn w:val="TableNormal"/>
+    <w:uiPriority w:val="48"/>
+    <w:rsid w:val="00F157CB"/>
+    <w:pPr>
+      <w:spacing w:after="0" w:line="240" w:lineRule="auto"/>
+    </w:pPr>
+    <w:tblPr>
+      <w:tblStyleRowBandSize w:val="1"/>
+      <w:tblStyleColBandSize w:val="1"/>
+      <w:tblBorders>
+        <w:top w:val="single" w:sz="4" w:space="0" w:color="000000" w:themeColor="text1"/>
+        <w:left w:val="single" w:sz="4" w:space="0" w:color="000000" w:themeColor="text1"/>
+        <w:bottom w:val="single" w:sz="4" w:space="0" w:color="000000" w:themeColor="text1"/>
+        <w:right w:val="single" w:sz="4" w:space="0" w:color="000000" w:themeColor="text1"/>
+      </w:tblBorders>
+    </w:tblPr>
+    <w:tblStylePr w:type="firstRow">
+      <w:rPr>
+        <w:b/>
+        <w:bCs/>
+        <w:color w:val="FFFFFF" w:themeColor="background1"/>
+      </w:rPr>
+      <w:tblPr/>
+      <w:tcPr>
+        <w:shd w:val="clear" w:color="auto" w:fill="000000" w:themeFill="text1"/>
+      </w:tcPr>
+    </w:tblStylePr>
+    <w:tblStylePr w:type="lastRow">
+      <w:rPr>
+        <w:b/>
+        <w:bCs/>
+      </w:rPr>
+      <w:tblPr/>
+      <w:tcPr>
+        <w:tcBorders>
+          <w:top w:val="double" w:sz="4" w:space="0" w:color="000000" w:themeColor="text1"/>
+        </w:tcBorders>
+        <w:shd w:val="clear" w:color="auto" w:fill="FFFFFF" w:themeFill="background1"/>
+      </w:tcPr>
+    </w:tblStylePr>
+    <w:tblStylePr w:type="firstCol">
+      <w:rPr>
+        <w:b/>
+        <w:bCs/>
+      </w:rPr>
+      <w:tblPr/>
+      <w:tcPr>
+        <w:tcBorders>
+          <w:right w:val="nil"/>
+        </w:tcBorders>
+        <w:shd w:val="clear" w:color="auto" w:fill="FFFFFF" w:themeFill="background1"/>
+      </w:tcPr>
+    </w:tblStylePr>
+    <w:tblStylePr w:type="lastCol">
+      <w:rPr>
+        <w:b/>
+        <w:bCs/>
+      </w:rPr>
+      <w:tblPr/>
+      <w:tcPr>
+        <w:tcBorders>
+          <w:left w:val="nil"/>
+        </w:tcBorders>
+        <w:shd w:val="clear" w:color="auto" w:fill="FFFFFF" w:themeFill="background1"/>
+      </w:tcPr>
+    </w:tblStylePr>
+    <w:tblStylePr w:type="band1Vert">
+      <w:tblPr/>
+      <w:tcPr>
+        <w:tcBorders>
+          <w:left w:val="single" w:sz="4" w:space="0" w:color="000000" w:themeColor="text1"/>
+          <w:right w:val="single" w:sz="4" w:space="0" w:color="000000" w:themeColor="text1"/>
+        </w:tcBorders>
+      </w:tcPr>
+    </w:tblStylePr>
+    <w:tblStylePr w:type="band1Horz">
+      <w:tblPr/>
+      <w:tcPr>
+        <w:tcBorders>
+          <w:top w:val="single" w:sz="4" w:space="0" w:color="000000" w:themeColor="text1"/>
+          <w:bottom w:val="single" w:sz="4" w:space="0" w:color="000000" w:themeColor="text1"/>
+          <w:insideH w:val="nil"/>
+        </w:tcBorders>
+      </w:tcPr>
+    </w:tblStylePr>
+    <w:tblStylePr w:type="neCell">
+      <w:tblPr/>
+      <w:tcPr>
+        <w:tcBorders>
+          <w:left w:val="nil"/>
+          <w:bottom w:val="nil"/>
+        </w:tcBorders>
+      </w:tcPr>
+    </w:tblStylePr>
+    <w:tblStylePr w:type="nwCell">
+      <w:tblPr/>
+      <w:tcPr>
+        <w:tcBorders>
+          <w:bottom w:val="nil"/>
+          <w:right w:val="nil"/>
+        </w:tcBorders>
+      </w:tcPr>
+    </w:tblStylePr>
+    <w:tblStylePr w:type="seCell">
+      <w:tblPr/>
+      <w:tcPr>
+        <w:tcBorders>
+          <w:top w:val="double" w:sz="4" w:space="0" w:color="000000" w:themeColor="text1"/>
+          <w:left w:val="nil"/>
+        </w:tcBorders>
+      </w:tcPr>
+    </w:tblStylePr>
+    <w:tblStylePr w:type="swCell">
+      <w:tblPr/>
+      <w:tcPr>
+        <w:tcBorders>
+          <w:top w:val="double" w:sz="4" w:space="0" w:color="000000" w:themeColor="text1"/>
+          <w:right w:val="nil"/>
+        </w:tcBorders>
+      </w:tcPr>
+    </w:tblStylePr>
+  </w:style>
+  <w:style w:type="table" w:styleId="GridTable5Dark">
+    <w:name w:val="Grid Table 5 Dark"/>
+    <w:basedOn w:val="TableNormal"/>
+    <w:uiPriority w:val="50"/>
+    <w:rsid w:val="00F157CB"/>
+    <w:pPr>
+      <w:spacing w:after="0" w:line="240" w:lineRule="auto"/>
+    </w:pPr>
+    <w:tblPr>
+      <w:tblStyleRowBandSize w:val="1"/>
+      <w:tblStyleColBandSize w:val="1"/>
+      <w:tblBorders>
+        <w:top w:val="single" w:sz="4" w:space="0" w:color="FFFFFF" w:themeColor="background1"/>
+        <w:left w:val="single" w:sz="4" w:space="0" w:color="FFFFFF" w:themeColor="background1"/>
+        <w:bottom w:val="single" w:sz="4" w:space="0" w:color="FFFFFF" w:themeColor="background1"/>
+        <w:right w:val="single" w:sz="4" w:space="0" w:color="FFFFFF" w:themeColor="background1"/>
+        <w:insideH w:val="single" w:sz="4" w:space="0" w:color="FFFFFF" w:themeColor="background1"/>
+        <w:insideV w:val="single" w:sz="4" w:space="0" w:color="FFFFFF" w:themeColor="background1"/>
+      </w:tblBorders>
+    </w:tblPr>
+    <w:tcPr>
+      <w:shd w:val="clear" w:color="auto" w:fill="CCCCCC" w:themeFill="text1" w:themeFillTint="33"/>
+    </w:tcPr>
+    <w:tblStylePr w:type="firstRow">
+      <w:rPr>
+        <w:b/>
+        <w:bCs/>
+        <w:color w:val="FFFFFF" w:themeColor="background1"/>
+      </w:rPr>
+      <w:tblPr/>
+      <w:tcPr>
+        <w:tcBorders>
+          <w:top w:val="single" w:sz="4" w:space="0" w:color="FFFFFF" w:themeColor="background1"/>
+          <w:left w:val="single" w:sz="4" w:space="0" w:color="FFFFFF" w:themeColor="background1"/>
+          <w:right w:val="single" w:sz="4" w:space="0" w:color="FFFFFF" w:themeColor="background1"/>
+          <w:insideH w:val="nil"/>
+          <w:insideV w:val="nil"/>
+        </w:tcBorders>
+        <w:shd w:val="clear" w:color="auto" w:fill="000000" w:themeFill="text1"/>
+      </w:tcPr>
+    </w:tblStylePr>
+    <w:tblStylePr w:type="lastRow">
+      <w:rPr>
+        <w:b/>
+        <w:bCs/>
+        <w:color w:val="FFFFFF" w:themeColor="background1"/>
+      </w:rPr>
+      <w:tblPr/>
+      <w:tcPr>
+        <w:tcBorders>
+          <w:left w:val="single" w:sz="4" w:space="0" w:color="FFFFFF" w:themeColor="background1"/>
+          <w:bottom w:val="single" w:sz="4" w:space="0" w:color="FFFFFF" w:themeColor="background1"/>
+          <w:right w:val="single" w:sz="4" w:space="0" w:color="FFFFFF" w:themeColor="background1"/>
+          <w:insideH w:val="nil"/>
+          <w:insideV w:val="nil"/>
+        </w:tcBorders>
+        <w:shd w:val="clear" w:color="auto" w:fill="000000" w:themeFill="text1"/>
+      </w:tcPr>
+    </w:tblStylePr>
+    <w:tblStylePr w:type="firstCol">
+      <w:rPr>
+        <w:b/>
+        <w:bCs/>
+        <w:color w:val="FFFFFF" w:themeColor="background1"/>
+      </w:rPr>
+      <w:tblPr/>
+      <w:tcPr>
+        <w:tcBorders>
+          <w:top w:val="single" w:sz="4" w:space="0" w:color="FFFFFF" w:themeColor="background1"/>
+          <w:left w:val="single" w:sz="4" w:space="0" w:color="FFFFFF" w:themeColor="background1"/>
+          <w:bottom w:val="single" w:sz="4" w:space="0" w:color="FFFFFF" w:themeColor="background1"/>
+          <w:insideV w:val="nil"/>
+        </w:tcBorders>
+        <w:shd w:val="clear" w:color="auto" w:fill="000000" w:themeFill="text1"/>
+      </w:tcPr>
+    </w:tblStylePr>
+    <w:tblStylePr w:type="lastCol">
+      <w:rPr>
+        <w:b/>
+        <w:bCs/>
+        <w:color w:val="FFFFFF" w:themeColor="background1"/>
+      </w:rPr>
+      <w:tblPr/>
+      <w:tcPr>
+        <w:tcBorders>
+          <w:top w:val="single" w:sz="4" w:space="0" w:color="FFFFFF" w:themeColor="background1"/>
+          <w:bottom w:val="single" w:sz="4" w:space="0" w:color="FFFFFF" w:themeColor="background1"/>
+          <w:right w:val="single" w:sz="4" w:space="0" w:color="FFFFFF" w:themeColor="background1"/>
+          <w:insideV w:val="nil"/>
+        </w:tcBorders>
+        <w:shd w:val="clear" w:color="auto" w:fill="000000" w:themeFill="text1"/>
+      </w:tcPr>
+    </w:tblStylePr>
+    <w:tblStylePr w:type="band1Vert">
+      <w:tblPr/>
+      <w:tcPr>
+        <w:shd w:val="clear" w:color="auto" w:fill="999999" w:themeFill="text1" w:themeFillTint="66"/>
+      </w:tcPr>
+    </w:tblStylePr>
+    <w:tblStylePr w:type="band1Horz">
+      <w:tblPr/>
+      <w:tcPr>
+        <w:shd w:val="clear" w:color="auto" w:fill="999999" w:themeFill="text1" w:themeFillTint="66"/>
+      </w:tcPr>
+    </w:tblStylePr>
+  </w:style>
+  <w:style w:type="table" w:styleId="ListTable4">
+    <w:name w:val="List Table 4"/>
+    <w:basedOn w:val="TableNormal"/>
+    <w:uiPriority w:val="49"/>
+    <w:rsid w:val="007E17FA"/>
+    <w:pPr>
+      <w:spacing w:after="0" w:line="240" w:lineRule="auto"/>
+    </w:pPr>
+    <w:tblPr>
+      <w:tblStyleRowBandSize w:val="1"/>
+      <w:tblStyleColBandSize w:val="1"/>
+      <w:tblBorders>
+        <w:top w:val="single" w:sz="4" w:space="0" w:color="666666" w:themeColor="text1" w:themeTint="99"/>
+        <w:left w:val="single" w:sz="4" w:space="0" w:color="666666" w:themeColor="text1" w:themeTint="99"/>
+        <w:bottom w:val="single" w:sz="4" w:space="0" w:color="666666" w:themeColor="text1" w:themeTint="99"/>
+        <w:right w:val="single" w:sz="4" w:space="0" w:color="666666" w:themeColor="text1" w:themeTint="99"/>
+        <w:insideH w:val="single" w:sz="4" w:space="0" w:color="666666" w:themeColor="text1" w:themeTint="99"/>
+      </w:tblBorders>
+    </w:tblPr>
+    <w:tblStylePr w:type="firstRow">
+      <w:rPr>
+        <w:b/>
+        <w:bCs/>
+        <w:color w:val="FFFFFF" w:themeColor="background1"/>
+      </w:rPr>
+      <w:tblPr/>
+      <w:tcPr>
+        <w:tcBorders>
+          <w:top w:val="single" w:sz="4" w:space="0" w:color="000000" w:themeColor="text1"/>
+          <w:left w:val="single" w:sz="4" w:space="0" w:color="000000" w:themeColor="text1"/>
+          <w:bottom w:val="single" w:sz="4" w:space="0" w:color="000000" w:themeColor="text1"/>
+          <w:right w:val="single" w:sz="4" w:space="0" w:color="000000" w:themeColor="text1"/>
+          <w:insideH w:val="nil"/>
+        </w:tcBorders>
+        <w:shd w:val="clear" w:color="auto" w:fill="000000" w:themeFill="text1"/>
+      </w:tcPr>
+    </w:tblStylePr>
+    <w:tblStylePr w:type="lastRow">
+      <w:rPr>
+        <w:b/>
+        <w:bCs/>
+      </w:rPr>
+      <w:tblPr/>
+      <w:tcPr>
+        <w:tcBorders>
+          <w:top w:val="double" w:sz="4" w:space="0" w:color="666666" w:themeColor="text1" w:themeTint="99"/>
+        </w:tcBorders>
+      </w:tcPr>
+    </w:tblStylePr>
+    <w:tblStylePr w:type="firstCol">
+      <w:rPr>
+        <w:b/>
+        <w:bCs/>
+      </w:rPr>
+    </w:tblStylePr>
+    <w:tblStylePr w:type="lastCol">
+      <w:rPr>
+        <w:b/>
+        <w:bCs/>
+      </w:rPr>
+    </w:tblStylePr>
+    <w:tblStylePr w:type="band1Vert">
+      <w:tblPr/>
+      <w:tcPr>
+        <w:shd w:val="clear" w:color="auto" w:fill="CCCCCC" w:themeFill="text1" w:themeFillTint="33"/>
+      </w:tcPr>
+    </w:tblStylePr>
+    <w:tblStylePr w:type="band1Horz">
+      <w:tblPr/>
+      <w:tcPr>
+        <w:shd w:val="clear" w:color="auto" w:fill="CCCCCC" w:themeFill="text1" w:themeFillTint="33"/>
+      </w:tcPr>
+    </w:tblStylePr>
+  </w:style>
+  <w:style w:type="table" w:styleId="ListTable5Dark">
+    <w:name w:val="List Table 5 Dark"/>
+    <w:basedOn w:val="TableNormal"/>
+    <w:uiPriority w:val="50"/>
+    <w:rsid w:val="007E17FA"/>
+    <w:pPr>
+      <w:spacing w:after="0" w:line="240" w:lineRule="auto"/>
+    </w:pPr>
+    <w:rPr>
+      <w:color w:val="FFFFFF" w:themeColor="background1"/>
+    </w:rPr>
+    <w:tblPr>
+      <w:tblStyleRowBandSize w:val="1"/>
+      <w:tblStyleColBandSize w:val="1"/>
+      <w:tblBorders>
+        <w:top w:val="single" w:sz="24" w:space="0" w:color="000000" w:themeColor="text1"/>
+        <w:left w:val="single" w:sz="24" w:space="0" w:color="000000" w:themeColor="text1"/>
+        <w:bottom w:val="single" w:sz="24" w:space="0" w:color="000000" w:themeColor="text1"/>
+        <w:right w:val="single" w:sz="24" w:space="0" w:color="000000" w:themeColor="text1"/>
+      </w:tblBorders>
+    </w:tblPr>
+    <w:tcPr>
+      <w:shd w:val="clear" w:color="auto" w:fill="000000" w:themeFill="text1"/>
+    </w:tcPr>
+    <w:tblStylePr w:type="firstRow">
+      <w:rPr>
+        <w:b/>
+        <w:bCs/>
+      </w:rPr>
+      <w:tblPr/>
+      <w:tcPr>
+        <w:tcBorders>
+          <w:bottom w:val="single" w:sz="18" w:space="0" w:color="FFFFFF" w:themeColor="background1"/>
+        </w:tcBorders>
+      </w:tcPr>
+    </w:tblStylePr>
+    <w:tblStylePr w:type="lastRow">
+      <w:rPr>
+        <w:b/>
+        <w:bCs/>
+      </w:rPr>
+      <w:tblPr/>
+      <w:tcPr>
+        <w:tcBorders>
+          <w:top w:val="single" w:sz="4" w:space="0" w:color="FFFFFF" w:themeColor="background1"/>
+        </w:tcBorders>
+      </w:tcPr>
+    </w:tblStylePr>
+    <w:tblStylePr w:type="firstCol">
+      <w:rPr>
+        <w:b/>
+        <w:bCs/>
+      </w:rPr>
+      <w:tblPr/>
+      <w:tcPr>
+        <w:tcBorders>
+          <w:right w:val="single" w:sz="4" w:space="0" w:color="FFFFFF" w:themeColor="background1"/>
+        </w:tcBorders>
+      </w:tcPr>
+    </w:tblStylePr>
+    <w:tblStylePr w:type="lastCol">
+      <w:rPr>
+        <w:b/>
+        <w:bCs/>
+      </w:rPr>
+      <w:tblPr/>
+      <w:tcPr>
+        <w:tcBorders>
+          <w:left w:val="single" w:sz="4" w:space="0" w:color="FFFFFF" w:themeColor="background1"/>
+        </w:tcBorders>
+      </w:tcPr>
+    </w:tblStylePr>
+    <w:tblStylePr w:type="band1Vert">
+      <w:tblPr/>
+      <w:tcPr>
+        <w:tcBorders>
+          <w:left w:val="single" w:sz="4" w:space="0" w:color="FFFFFF" w:themeColor="background1"/>
+          <w:right w:val="single" w:sz="4" w:space="0" w:color="FFFFFF" w:themeColor="background1"/>
+        </w:tcBorders>
+      </w:tcPr>
+    </w:tblStylePr>
+    <w:tblStylePr w:type="band2Vert">
+      <w:tblPr/>
+      <w:tcPr>
+        <w:tcBorders>
+          <w:left w:val="single" w:sz="4" w:space="0" w:color="FFFFFF" w:themeColor="background1"/>
+          <w:right w:val="single" w:sz="4" w:space="0" w:color="FFFFFF" w:themeColor="background1"/>
+        </w:tcBorders>
+      </w:tcPr>
+    </w:tblStylePr>
+    <w:tblStylePr w:type="band1Horz">
+      <w:tblPr/>
+      <w:tcPr>
+        <w:tcBorders>
+          <w:top w:val="single" w:sz="4" w:space="0" w:color="FFFFFF" w:themeColor="background1"/>
+          <w:bottom w:val="single" w:sz="4" w:space="0" w:color="FFFFFF" w:themeColor="background1"/>
+        </w:tcBorders>
+      </w:tcPr>
+    </w:tblStylePr>
+    <w:tblStylePr w:type="neCell">
+      <w:tblPr/>
+      <w:tcPr>
+        <w:tcBorders>
+          <w:left w:val="nil"/>
+        </w:tcBorders>
+      </w:tcPr>
+    </w:tblStylePr>
+    <w:tblStylePr w:type="nwCell">
+      <w:tblPr/>
+      <w:tcPr>
+        <w:tcBorders>
+          <w:right w:val="nil"/>
+        </w:tcBorders>
+      </w:tcPr>
+    </w:tblStylePr>
+    <w:tblStylePr w:type="seCell">
+      <w:tblPr/>
+      <w:tcPr>
+        <w:tcBorders>
+          <w:top w:val="nil"/>
+          <w:left w:val="nil"/>
+        </w:tcBorders>
+      </w:tcPr>
+    </w:tblStylePr>
+    <w:tblStylePr w:type="swCell">
+      <w:tblPr/>
+      <w:tcPr>
+        <w:tcBorders>
+          <w:top w:val="nil"/>
+          <w:right w:val="nil"/>
+        </w:tcBorders>
+      </w:tcPr>
+    </w:tblStylePr>
+  </w:style>
+  <w:style w:type="table" w:styleId="GridTable4">
+    <w:name w:val="Grid Table 4"/>
+    <w:basedOn w:val="TableNormal"/>
+    <w:uiPriority w:val="49"/>
+    <w:rsid w:val="007E17FA"/>
+    <w:pPr>
+      <w:spacing w:after="0" w:line="240" w:lineRule="auto"/>
+    </w:pPr>
+    <w:tblPr>
+      <w:tblStyleRowBandSize w:val="1"/>
+      <w:tblStyleColBandSize w:val="1"/>
+      <w:tblBorders>
+        <w:top w:val="single" w:sz="4" w:space="0" w:color="666666" w:themeColor="text1" w:themeTint="99"/>
+        <w:left w:val="single" w:sz="4" w:space="0" w:color="666666" w:themeColor="text1" w:themeTint="99"/>
+        <w:bottom w:val="single" w:sz="4" w:space="0" w:color="666666" w:themeColor="text1" w:themeTint="99"/>
+        <w:right w:val="single" w:sz="4" w:space="0" w:color="666666" w:themeColor="text1" w:themeTint="99"/>
+        <w:insideH w:val="single" w:sz="4" w:space="0" w:color="666666" w:themeColor="text1" w:themeTint="99"/>
+        <w:insideV w:val="single" w:sz="4" w:space="0" w:color="666666" w:themeColor="text1" w:themeTint="99"/>
+      </w:tblBorders>
+    </w:tblPr>
+    <w:tblStylePr w:type="firstRow">
+      <w:rPr>
+        <w:b/>
+        <w:bCs/>
+        <w:color w:val="FFFFFF" w:themeColor="background1"/>
+      </w:rPr>
+      <w:tblPr/>
+      <w:tcPr>
+        <w:tcBorders>
+          <w:top w:val="single" w:sz="4" w:space="0" w:color="000000" w:themeColor="text1"/>
+          <w:left w:val="single" w:sz="4" w:space="0" w:color="000000" w:themeColor="text1"/>
+          <w:bottom w:val="single" w:sz="4" w:space="0" w:color="000000" w:themeColor="text1"/>
+          <w:right w:val="single" w:sz="4" w:space="0" w:color="000000" w:themeColor="text1"/>
+          <w:insideH w:val="nil"/>
+          <w:insideV w:val="nil"/>
+        </w:tcBorders>
+        <w:shd w:val="clear" w:color="auto" w:fill="000000" w:themeFill="text1"/>
+      </w:tcPr>
+    </w:tblStylePr>
+    <w:tblStylePr w:type="lastRow">
+      <w:rPr>
+        <w:b/>
+        <w:bCs/>
+      </w:rPr>
+      <w:tblPr/>
+      <w:tcPr>
+        <w:tcBorders>
+          <w:top w:val="double" w:sz="4" w:space="0" w:color="000000" w:themeColor="text1"/>
+        </w:tcBorders>
+      </w:tcPr>
+    </w:tblStylePr>
+    <w:tblStylePr w:type="firstCol">
+      <w:rPr>
+        <w:b/>
+        <w:bCs/>
+      </w:rPr>
+    </w:tblStylePr>
+    <w:tblStylePr w:type="lastCol">
+      <w:rPr>
+        <w:b/>
+        <w:bCs/>
+      </w:rPr>
+    </w:tblStylePr>
+    <w:tblStylePr w:type="band1Vert">
+      <w:tblPr/>
+      <w:tcPr>
+        <w:shd w:val="clear" w:color="auto" w:fill="CCCCCC" w:themeFill="text1" w:themeFillTint="33"/>
+      </w:tcPr>
+    </w:tblStylePr>
+    <w:tblStylePr w:type="band1Horz">
+      <w:tblPr/>
+      <w:tcPr>
+        <w:shd w:val="clear" w:color="auto" w:fill="CCCCCC" w:themeFill="text1" w:themeFillTint="33"/>
+      </w:tcPr>
+    </w:tblStylePr>
+  </w:style>
 </w:styles>
 </file>
 
@@ -2957,4 +4673,16 @@
     </a:ext>
   </a:extLst>
 </a:theme>
+</file>
+
+<file path=customXml/item1.xml><?xml version="1.0" encoding="utf-8"?>
+<b:Sources xmlns:b="http://schemas.openxmlformats.org/officeDocument/2006/bibliography" xmlns="http://schemas.openxmlformats.org/officeDocument/2006/bibliography" SelectedStyle="\APASixthEditionOfficeOnline.xsl" StyleName="APA" Version="6"/>
+</file>
+
+<file path=customXml/itemProps1.xml><?xml version="1.0" encoding="utf-8"?>
+<ds:datastoreItem xmlns:ds="http://schemas.openxmlformats.org/officeDocument/2006/customXml" ds:itemID="{08DB7F69-2CA3-4AE3-AA99-D0D02D484639}">
+  <ds:schemaRefs>
+    <ds:schemaRef ds:uri="http://schemas.openxmlformats.org/officeDocument/2006/bibliography"/>
+  </ds:schemaRefs>
+</ds:datastoreItem>
 </file>
--- a/GameDesignDocument/Rebellion menu desgin.docx
+++ b/GameDesignDocument/Rebellion menu desgin.docx
@@ -765,6 +765,14 @@
           <w:b/>
           <w:bCs/>
         </w:rPr>
+        <w:t xml:space="preserve">Controls </w:t>
+      </w:r>
+      <w:r>
+        <w:rPr>
+          <w:rFonts w:ascii="Arial Black" w:hAnsi="Arial Black"/>
+          <w:b/>
+          <w:bCs/>
+        </w:rPr>
         <w:t>Menu elements</w:t>
       </w:r>
     </w:p>
@@ -983,7 +991,25 @@
                 <w:b/>
                 <w:bCs/>
               </w:rPr>
-              <w:t xml:space="preserve">Up arrow key board </w:t>
+              <w:t xml:space="preserve">Up arrow </w:t>
+            </w:r>
+            <w:proofErr w:type="gramStart"/>
+            <w:r>
+              <w:rPr>
+                <w:rFonts w:ascii="Arial Black" w:hAnsi="Arial Black"/>
+                <w:b/>
+                <w:bCs/>
+              </w:rPr>
+              <w:t>key board</w:t>
+            </w:r>
+            <w:proofErr w:type="gramEnd"/>
+            <w:r>
+              <w:rPr>
+                <w:rFonts w:ascii="Arial Black" w:hAnsi="Arial Black"/>
+                <w:b/>
+                <w:bCs/>
+              </w:rPr>
+              <w:t xml:space="preserve"> </w:t>
             </w:r>
           </w:p>
         </w:tc>
@@ -1061,8 +1087,18 @@
                 <w:b/>
                 <w:bCs/>
               </w:rPr>
-              <w:t>Down arrow key board</w:t>
-            </w:r>
+              <w:t xml:space="preserve">Down arrow </w:t>
+            </w:r>
+            <w:proofErr w:type="gramStart"/>
+            <w:r>
+              <w:rPr>
+                <w:rFonts w:ascii="Arial Black" w:hAnsi="Arial Black"/>
+                <w:b/>
+                <w:bCs/>
+              </w:rPr>
+              <w:t>key board</w:t>
+            </w:r>
+            <w:proofErr w:type="gramEnd"/>
           </w:p>
         </w:tc>
       </w:tr>
@@ -1958,6 +1994,104 @@
           </w:p>
         </w:tc>
       </w:tr>
+      <w:tr>
+        <w:tc>
+          <w:tcPr>
+            <w:cnfStyle w:val="001000000000" w:firstRow="0" w:lastRow="0" w:firstColumn="1" w:lastColumn="0" w:oddVBand="0" w:evenVBand="0" w:oddHBand="0" w:evenHBand="0" w:firstRowFirstColumn="0" w:firstRowLastColumn="0" w:lastRowFirstColumn="0" w:lastRowLastColumn="0"/>
+            <w:tcW w:w="2343" w:type="dxa"/>
+          </w:tcPr>
+          <w:p>
+            <w:pPr>
+              <w:rPr>
+                <w:rFonts w:ascii="Arial Black" w:hAnsi="Arial Black"/>
+              </w:rPr>
+            </w:pPr>
+            <w:r>
+              <w:rPr>
+                <w:rFonts w:ascii="Arial Black" w:hAnsi="Arial Black"/>
+              </w:rPr>
+              <w:t>Fullscreen</w:t>
+            </w:r>
+          </w:p>
+        </w:tc>
+        <w:tc>
+          <w:tcPr>
+            <w:tcW w:w="2395" w:type="dxa"/>
+          </w:tcPr>
+          <w:p>
+            <w:pPr>
+              <w:cnfStyle w:val="000000000000" w:firstRow="0" w:lastRow="0" w:firstColumn="0" w:lastColumn="0" w:oddVBand="0" w:evenVBand="0" w:oddHBand="0" w:evenHBand="0" w:firstRowFirstColumn="0" w:firstRowLastColumn="0" w:lastRowFirstColumn="0" w:lastRowLastColumn="0"/>
+              <w:rPr>
+                <w:rFonts w:ascii="Arial Black" w:hAnsi="Arial Black"/>
+                <w:b/>
+                <w:bCs/>
+              </w:rPr>
+            </w:pPr>
+            <w:r>
+              <w:rPr>
+                <w:rFonts w:ascii="Arial Black" w:hAnsi="Arial Black"/>
+                <w:b/>
+                <w:bCs/>
+              </w:rPr>
+              <w:t>Makes the screen Fullscreen</w:t>
+            </w:r>
+          </w:p>
+        </w:tc>
+        <w:tc>
+          <w:tcPr>
+            <w:tcW w:w="1919" w:type="dxa"/>
+          </w:tcPr>
+          <w:p>
+            <w:pPr>
+              <w:cnfStyle w:val="000000000000" w:firstRow="0" w:lastRow="0" w:firstColumn="0" w:lastColumn="0" w:oddVBand="0" w:evenVBand="0" w:oddHBand="0" w:evenHBand="0" w:firstRowFirstColumn="0" w:firstRowLastColumn="0" w:lastRowFirstColumn="0" w:lastRowLastColumn="0"/>
+              <w:rPr>
+                <w:rFonts w:ascii="Arial Black" w:hAnsi="Arial Black"/>
+                <w:b/>
+                <w:bCs/>
+              </w:rPr>
+            </w:pPr>
+            <w:r>
+              <w:rPr>
+                <w:rFonts w:ascii="Arial Black" w:hAnsi="Arial Black"/>
+                <w:b/>
+                <w:bCs/>
+              </w:rPr>
+              <w:t>Same theme as the music volume</w:t>
+            </w:r>
+          </w:p>
+        </w:tc>
+        <w:tc>
+          <w:tcPr>
+            <w:tcW w:w="2359" w:type="dxa"/>
+          </w:tcPr>
+          <w:p>
+            <w:pPr>
+              <w:cnfStyle w:val="000000000000" w:firstRow="0" w:lastRow="0" w:firstColumn="0" w:lastColumn="0" w:oddVBand="0" w:evenVBand="0" w:oddHBand="0" w:evenHBand="0" w:firstRowFirstColumn="0" w:firstRowLastColumn="0" w:lastRowFirstColumn="0" w:lastRowLastColumn="0"/>
+              <w:rPr>
+                <w:rFonts w:ascii="Arial Black" w:hAnsi="Arial Black"/>
+                <w:b/>
+                <w:bCs/>
+              </w:rPr>
+            </w:pPr>
+            <w:r>
+              <w:rPr>
+                <w:rFonts w:ascii="Arial Black" w:hAnsi="Arial Black"/>
+                <w:b/>
+                <w:bCs/>
+              </w:rPr>
+              <w:t xml:space="preserve"> Makes the game </w:t>
+            </w:r>
+            <w:r>
+              <w:rPr>
+                <w:rFonts w:ascii="Arial Black" w:hAnsi="Arial Black"/>
+                <w:b/>
+                <w:bCs/>
+              </w:rPr>
+              <w:t xml:space="preserve">screen big </w:t>
+            </w:r>
+          </w:p>
+        </w:tc>
+      </w:tr>
     </w:tbl>
     <w:p>
       <w:pPr>
@@ -2131,7 +2265,26 @@
           <w:b/>
           <w:bCs/>
         </w:rPr>
-        <w:t>Palette: brick red #9C3B2E / #7A2F25, mustard #E1A92B, forest green #2F5D3A, warm brown #6B4A2F, cream #E8DCC0, near-black #1D1A16.</w:t>
+        <w:lastRenderedPageBreak/>
+        <w:t xml:space="preserve">Palette: brick red #9C3B2E / #7A2F25, mustard #E1A92B, forest green #2F5D3A, warm brown #6B4A2F, cream #E8DCC0, </w:t>
+      </w:r>
+      <w:proofErr w:type="gramStart"/>
+      <w:r>
+        <w:rPr>
+          <w:rFonts w:ascii="Arial Black" w:hAnsi="Arial Black"/>
+          <w:b/>
+          <w:bCs/>
+        </w:rPr>
+        <w:t>near-black</w:t>
+      </w:r>
+      <w:proofErr w:type="gramEnd"/>
+      <w:r>
+        <w:rPr>
+          <w:rFonts w:ascii="Arial Black" w:hAnsi="Arial Black"/>
+          <w:b/>
+          <w:bCs/>
+        </w:rPr>
+        <w:t> #1D1A16.</w:t>
       </w:r>
     </w:p>
     <w:p>
@@ -2170,7 +2323,6 @@
           <w:b/>
           <w:bCs/>
         </w:rPr>
-        <w:lastRenderedPageBreak/>
         <w:t>Background as 3 parallax layers: sky and sun, far and near buildings, brick wall foreground. The street strip can be reused as the arena floor backdrop.</w:t>
       </w:r>
     </w:p>
@@ -2213,7 +2365,25 @@
           <w:b/>
           <w:bCs/>
         </w:rPr>
-        <w:t>Selection: tween rotation to 0 and x +10px (about 100 ms); swap to the bright colour variant.</w:t>
+        <w:t xml:space="preserve">Selection: tween rotation to 0 and x +10px (about 100 </w:t>
+      </w:r>
+      <w:proofErr w:type="spellStart"/>
+      <w:r>
+        <w:rPr>
+          <w:rFonts w:ascii="Arial Black" w:hAnsi="Arial Black"/>
+          <w:b/>
+          <w:bCs/>
+        </w:rPr>
+        <w:t>ms</w:t>
+      </w:r>
+      <w:proofErr w:type="spellEnd"/>
+      <w:r>
+        <w:rPr>
+          <w:rFonts w:ascii="Arial Black" w:hAnsi="Arial Black"/>
+          <w:b/>
+          <w:bCs/>
+        </w:rPr>
+        <w:t>); swap to the bright colour variant.</w:t>
       </w:r>
     </w:p>
     <w:p>
@@ -3512,6 +3682,7 @@
   <w:style w:type="character" w:default="1" w:styleId="DefaultParagraphFont">
     <w:name w:val="Default Paragraph Font"/>
     <w:uiPriority w:val="1"/>
+    <w:semiHidden/>
     <w:unhideWhenUsed/>
   </w:style>
   <w:style w:type="table" w:default="1" w:styleId="TableNormal">

--- a/GameDesignDocument/Rebellion menu desgin.docx
+++ b/GameDesignDocument/Rebellion menu desgin.docx
@@ -991,25 +991,7 @@
                 <w:b/>
                 <w:bCs/>
               </w:rPr>
-              <w:t xml:space="preserve">Up arrow </w:t>
-            </w:r>
-            <w:proofErr w:type="gramStart"/>
-            <w:r>
-              <w:rPr>
-                <w:rFonts w:ascii="Arial Black" w:hAnsi="Arial Black"/>
-                <w:b/>
-                <w:bCs/>
-              </w:rPr>
-              <w:t>key board</w:t>
-            </w:r>
-            <w:proofErr w:type="gramEnd"/>
-            <w:r>
-              <w:rPr>
-                <w:rFonts w:ascii="Arial Black" w:hAnsi="Arial Black"/>
-                <w:b/>
-                <w:bCs/>
-              </w:rPr>
-              <w:t xml:space="preserve"> </w:t>
+              <w:t xml:space="preserve">Up arrow key board </w:t>
             </w:r>
           </w:p>
         </w:tc>
@@ -1035,13 +1017,7 @@
               <w:rPr>
                 <w:rFonts w:ascii="Arial Black" w:hAnsi="Arial Black"/>
               </w:rPr>
-              <w:t>Cro</w:t>
-            </w:r>
-            <w:r>
-              <w:rPr>
-                <w:rFonts w:ascii="Arial Black" w:hAnsi="Arial Black"/>
-              </w:rPr>
-              <w:t>uch</w:t>
+              <w:t>Light attack</w:t>
             </w:r>
           </w:p>
         </w:tc>
@@ -1064,7 +1040,7 @@
                 <w:b/>
                 <w:bCs/>
               </w:rPr>
-              <w:t>S</w:t>
+              <w:t>J</w:t>
             </w:r>
           </w:p>
         </w:tc>
@@ -1087,18 +1063,8 @@
                 <w:b/>
                 <w:bCs/>
               </w:rPr>
-              <w:t xml:space="preserve">Down arrow </w:t>
-            </w:r>
-            <w:proofErr w:type="gramStart"/>
-            <w:r>
-              <w:rPr>
-                <w:rFonts w:ascii="Arial Black" w:hAnsi="Arial Black"/>
-                <w:b/>
-                <w:bCs/>
-              </w:rPr>
-              <w:t>key board</w:t>
-            </w:r>
-            <w:proofErr w:type="gramEnd"/>
+              <w:t>Z</w:t>
+            </w:r>
           </w:p>
         </w:tc>
       </w:tr>
@@ -1120,7 +1086,7 @@
               <w:rPr>
                 <w:rFonts w:ascii="Arial Black" w:hAnsi="Arial Black"/>
               </w:rPr>
-              <w:t>Light attack</w:t>
+              <w:t>Heavy attack</w:t>
             </w:r>
           </w:p>
         </w:tc>
@@ -1143,7 +1109,7 @@
                 <w:b/>
                 <w:bCs/>
               </w:rPr>
-              <w:t>J</w:t>
+              <w:t>K</w:t>
             </w:r>
           </w:p>
         </w:tc>
@@ -1166,7 +1132,7 @@
                 <w:b/>
                 <w:bCs/>
               </w:rPr>
-              <w:t>Z</w:t>
+              <w:t>X</w:t>
             </w:r>
           </w:p>
         </w:tc>
@@ -1192,7 +1158,13 @@
               <w:rPr>
                 <w:rFonts w:ascii="Arial Black" w:hAnsi="Arial Black"/>
               </w:rPr>
-              <w:t>Heavy attack</w:t>
+              <w:t>Dod</w:t>
+            </w:r>
+            <w:r>
+              <w:rPr>
+                <w:rFonts w:ascii="Arial Black" w:hAnsi="Arial Black"/>
+              </w:rPr>
+              <w:t>ge</w:t>
             </w:r>
           </w:p>
         </w:tc>
@@ -1215,7 +1187,7 @@
                 <w:b/>
                 <w:bCs/>
               </w:rPr>
-              <w:t>K</w:t>
+              <w:t>L</w:t>
             </w:r>
           </w:p>
         </w:tc>
@@ -1238,7 +1210,7 @@
                 <w:b/>
                 <w:bCs/>
               </w:rPr>
-              <w:t>X</w:t>
+              <w:t>C</w:t>
             </w:r>
           </w:p>
         </w:tc>
@@ -1261,13 +1233,7 @@
               <w:rPr>
                 <w:rFonts w:ascii="Arial Black" w:hAnsi="Arial Black"/>
               </w:rPr>
-              <w:t>Dod</w:t>
-            </w:r>
-            <w:r>
-              <w:rPr>
-                <w:rFonts w:ascii="Arial Black" w:hAnsi="Arial Black"/>
-              </w:rPr>
-              <w:t>ge</w:t>
+              <w:t>Pick up</w:t>
             </w:r>
           </w:p>
         </w:tc>
@@ -1290,7 +1256,7 @@
                 <w:b/>
                 <w:bCs/>
               </w:rPr>
-              <w:t>L</w:t>
+              <w:t>P</w:t>
             </w:r>
           </w:p>
         </w:tc>
@@ -1313,7 +1279,7 @@
                 <w:b/>
                 <w:bCs/>
               </w:rPr>
-              <w:t>C</w:t>
+              <w:t>N</w:t>
             </w:r>
           </w:p>
         </w:tc>
@@ -1339,7 +1305,7 @@
               <w:rPr>
                 <w:rFonts w:ascii="Arial Black" w:hAnsi="Arial Black"/>
               </w:rPr>
-              <w:t>Pick up</w:t>
+              <w:t>Parry</w:t>
             </w:r>
           </w:p>
         </w:tc>
@@ -1362,7 +1328,7 @@
                 <w:b/>
                 <w:bCs/>
               </w:rPr>
-              <w:t>P</w:t>
+              <w:t>T</w:t>
             </w:r>
           </w:p>
         </w:tc>
@@ -1385,7 +1351,7 @@
                 <w:b/>
                 <w:bCs/>
               </w:rPr>
-              <w:t>N</w:t>
+              <w:t>M</w:t>
             </w:r>
           </w:p>
         </w:tc>
@@ -1408,7 +1374,7 @@
               <w:rPr>
                 <w:rFonts w:ascii="Arial Black" w:hAnsi="Arial Black"/>
               </w:rPr>
-              <w:t>Parry</w:t>
+              <w:t>Block</w:t>
             </w:r>
           </w:p>
         </w:tc>
@@ -1431,7 +1397,7 @@
                 <w:b/>
                 <w:bCs/>
               </w:rPr>
-              <w:t>T</w:t>
+              <w:t>I</w:t>
             </w:r>
           </w:p>
         </w:tc>
@@ -1442,78 +1408,6 @@
           <w:p>
             <w:pPr>
               <w:cnfStyle w:val="000000000000" w:firstRow="0" w:lastRow="0" w:firstColumn="0" w:lastColumn="0" w:oddVBand="0" w:evenVBand="0" w:oddHBand="0" w:evenHBand="0" w:firstRowFirstColumn="0" w:firstRowLastColumn="0" w:lastRowFirstColumn="0" w:lastRowLastColumn="0"/>
-              <w:rPr>
-                <w:rFonts w:ascii="Arial Black" w:hAnsi="Arial Black"/>
-                <w:b/>
-                <w:bCs/>
-              </w:rPr>
-            </w:pPr>
-            <w:r>
-              <w:rPr>
-                <w:rFonts w:ascii="Arial Black" w:hAnsi="Arial Black"/>
-                <w:b/>
-                <w:bCs/>
-              </w:rPr>
-              <w:t>M</w:t>
-            </w:r>
-          </w:p>
-        </w:tc>
-      </w:tr>
-      <w:tr>
-        <w:trPr>
-          <w:cnfStyle w:val="000000100000" w:firstRow="0" w:lastRow="0" w:firstColumn="0" w:lastColumn="0" w:oddVBand="0" w:evenVBand="0" w:oddHBand="1" w:evenHBand="0" w:firstRowFirstColumn="0" w:firstRowLastColumn="0" w:lastRowFirstColumn="0" w:lastRowLastColumn="0"/>
-        </w:trPr>
-        <w:tc>
-          <w:tcPr>
-            <w:cnfStyle w:val="001000000000" w:firstRow="0" w:lastRow="0" w:firstColumn="1" w:lastColumn="0" w:oddVBand="0" w:evenVBand="0" w:oddHBand="0" w:evenHBand="0" w:firstRowFirstColumn="0" w:firstRowLastColumn="0" w:lastRowFirstColumn="0" w:lastRowLastColumn="0"/>
-            <w:tcW w:w="3005" w:type="dxa"/>
-          </w:tcPr>
-          <w:p>
-            <w:pPr>
-              <w:rPr>
-                <w:rFonts w:ascii="Arial Black" w:hAnsi="Arial Black"/>
-                <w:b w:val="0"/>
-                <w:bCs w:val="0"/>
-              </w:rPr>
-            </w:pPr>
-            <w:r>
-              <w:rPr>
-                <w:rFonts w:ascii="Arial Black" w:hAnsi="Arial Black"/>
-              </w:rPr>
-              <w:t>Block</w:t>
-            </w:r>
-          </w:p>
-        </w:tc>
-        <w:tc>
-          <w:tcPr>
-            <w:tcW w:w="3005" w:type="dxa"/>
-          </w:tcPr>
-          <w:p>
-            <w:pPr>
-              <w:cnfStyle w:val="000000100000" w:firstRow="0" w:lastRow="0" w:firstColumn="0" w:lastColumn="0" w:oddVBand="0" w:evenVBand="0" w:oddHBand="1" w:evenHBand="0" w:firstRowFirstColumn="0" w:firstRowLastColumn="0" w:lastRowFirstColumn="0" w:lastRowLastColumn="0"/>
-              <w:rPr>
-                <w:rFonts w:ascii="Arial Black" w:hAnsi="Arial Black"/>
-                <w:b/>
-                <w:bCs/>
-              </w:rPr>
-            </w:pPr>
-            <w:r>
-              <w:rPr>
-                <w:rFonts w:ascii="Arial Black" w:hAnsi="Arial Black"/>
-                <w:b/>
-                <w:bCs/>
-              </w:rPr>
-              <w:t>I</w:t>
-            </w:r>
-          </w:p>
-        </w:tc>
-        <w:tc>
-          <w:tcPr>
-            <w:tcW w:w="3006" w:type="dxa"/>
-          </w:tcPr>
-          <w:p>
-            <w:pPr>
-              <w:cnfStyle w:val="000000100000" w:firstRow="0" w:lastRow="0" w:firstColumn="0" w:lastColumn="0" w:oddVBand="0" w:evenVBand="0" w:oddHBand="1" w:evenHBand="0" w:firstRowFirstColumn="0" w:firstRowLastColumn="0" w:lastRowFirstColumn="0" w:lastRowLastColumn="0"/>
               <w:rPr>
                 <w:rFonts w:ascii="Arial Black" w:hAnsi="Arial Black"/>
                 <w:b/>
@@ -1618,7 +1512,6 @@
                 <w:b w:val="0"/>
                 <w:bCs w:val="0"/>
               </w:rPr>
-              <w:lastRenderedPageBreak/>
               <w:t>Settings</w:t>
             </w:r>
           </w:p>
@@ -1714,6 +1607,7 @@
                 <w:b w:val="0"/>
                 <w:bCs w:val="0"/>
               </w:rPr>
+              <w:lastRenderedPageBreak/>
               <w:t>Music volume</w:t>
             </w:r>
           </w:p>
@@ -2265,26 +2159,7 @@
           <w:b/>
           <w:bCs/>
         </w:rPr>
-        <w:lastRenderedPageBreak/>
-        <w:t xml:space="preserve">Palette: brick red #9C3B2E / #7A2F25, mustard #E1A92B, forest green #2F5D3A, warm brown #6B4A2F, cream #E8DCC0, </w:t>
-      </w:r>
-      <w:proofErr w:type="gramStart"/>
-      <w:r>
-        <w:rPr>
-          <w:rFonts w:ascii="Arial Black" w:hAnsi="Arial Black"/>
-          <w:b/>
-          <w:bCs/>
-        </w:rPr>
-        <w:t>near-black</w:t>
-      </w:r>
-      <w:proofErr w:type="gramEnd"/>
-      <w:r>
-        <w:rPr>
-          <w:rFonts w:ascii="Arial Black" w:hAnsi="Arial Black"/>
-          <w:b/>
-          <w:bCs/>
-        </w:rPr>
-        <w:t> #1D1A16.</w:t>
+        <w:t>Palette: brick red #9C3B2E / #7A2F25, mustard #E1A92B, forest green #2F5D3A, warm brown #6B4A2F, cream #E8DCC0, near-black #1D1A16.</w:t>
       </w:r>
     </w:p>
     <w:p>
@@ -2302,6 +2177,7 @@
           <w:b/>
           <w:bCs/>
         </w:rPr>
+        <w:lastRenderedPageBreak/>
         <w:t>Implementation notes (Phaser)</w:t>
       </w:r>
     </w:p>
@@ -2365,25 +2241,7 @@
           <w:b/>
           <w:bCs/>
         </w:rPr>
-        <w:t xml:space="preserve">Selection: tween rotation to 0 and x +10px (about 100 </w:t>
-      </w:r>
-      <w:proofErr w:type="spellStart"/>
-      <w:r>
-        <w:rPr>
-          <w:rFonts w:ascii="Arial Black" w:hAnsi="Arial Black"/>
-          <w:b/>
-          <w:bCs/>
-        </w:rPr>
-        <w:t>ms</w:t>
-      </w:r>
-      <w:proofErr w:type="spellEnd"/>
-      <w:r>
-        <w:rPr>
-          <w:rFonts w:ascii="Arial Black" w:hAnsi="Arial Black"/>
-          <w:b/>
-          <w:bCs/>
-        </w:rPr>
-        <w:t>); swap to the bright colour variant.</w:t>
+        <w:t>Selection: tween rotation to 0 and x +10px (about 100 ms); swap to the bright colour variant.</w:t>
       </w:r>
     </w:p>
     <w:p>

--- a/GameDesignDocument/Rebellion menu desgin.docx
+++ b/GameDesignDocument/Rebellion menu desgin.docx
@@ -1425,6 +1425,76 @@
           </w:p>
         </w:tc>
       </w:tr>
+      <w:tr>
+        <w:trPr>
+          <w:cnfStyle w:val="000000100000" w:firstRow="0" w:lastRow="0" w:firstColumn="0" w:lastColumn="0" w:oddVBand="0" w:evenVBand="0" w:oddHBand="1" w:evenHBand="0" w:firstRowFirstColumn="0" w:firstRowLastColumn="0" w:lastRowFirstColumn="0" w:lastRowLastColumn="0"/>
+        </w:trPr>
+        <w:tc>
+          <w:tcPr>
+            <w:cnfStyle w:val="001000000000" w:firstRow="0" w:lastRow="0" w:firstColumn="1" w:lastColumn="0" w:oddVBand="0" w:evenVBand="0" w:oddHBand="0" w:evenHBand="0" w:firstRowFirstColumn="0" w:firstRowLastColumn="0" w:lastRowFirstColumn="0" w:lastRowLastColumn="0"/>
+            <w:tcW w:w="3005" w:type="dxa"/>
+          </w:tcPr>
+          <w:p>
+            <w:pPr>
+              <w:rPr>
+                <w:rFonts w:ascii="Arial Black" w:hAnsi="Arial Black"/>
+              </w:rPr>
+            </w:pPr>
+            <w:r>
+              <w:rPr>
+                <w:rFonts w:ascii="Arial Black" w:hAnsi="Arial Black"/>
+              </w:rPr>
+              <w:t xml:space="preserve">Grab </w:t>
+            </w:r>
+          </w:p>
+        </w:tc>
+        <w:tc>
+          <w:tcPr>
+            <w:tcW w:w="3005" w:type="dxa"/>
+          </w:tcPr>
+          <w:p>
+            <w:pPr>
+              <w:cnfStyle w:val="000000100000" w:firstRow="0" w:lastRow="0" w:firstColumn="0" w:lastColumn="0" w:oddVBand="0" w:evenVBand="0" w:oddHBand="1" w:evenHBand="0" w:firstRowFirstColumn="0" w:firstRowLastColumn="0" w:lastRowFirstColumn="0" w:lastRowLastColumn="0"/>
+              <w:rPr>
+                <w:rFonts w:ascii="Arial Black" w:hAnsi="Arial Black"/>
+                <w:b/>
+                <w:bCs/>
+              </w:rPr>
+            </w:pPr>
+            <w:r>
+              <w:rPr>
+                <w:rFonts w:ascii="Arial Black" w:hAnsi="Arial Black"/>
+                <w:b/>
+                <w:bCs/>
+              </w:rPr>
+              <w:t>G</w:t>
+            </w:r>
+          </w:p>
+        </w:tc>
+        <w:tc>
+          <w:tcPr>
+            <w:tcW w:w="3006" w:type="dxa"/>
+          </w:tcPr>
+          <w:p>
+            <w:pPr>
+              <w:cnfStyle w:val="000000100000" w:firstRow="0" w:lastRow="0" w:firstColumn="0" w:lastColumn="0" w:oddVBand="0" w:evenVBand="0" w:oddHBand="1" w:evenHBand="0" w:firstRowFirstColumn="0" w:firstRowLastColumn="0" w:lastRowFirstColumn="0" w:lastRowLastColumn="0"/>
+              <w:rPr>
+                <w:rFonts w:ascii="Arial Black" w:hAnsi="Arial Black"/>
+                <w:b/>
+                <w:bCs/>
+              </w:rPr>
+            </w:pPr>
+            <w:r>
+              <w:rPr>
+                <w:rFonts w:ascii="Arial Black" w:hAnsi="Arial Black"/>
+                <w:b/>
+                <w:bCs/>
+              </w:rPr>
+              <w:t>H</w:t>
+            </w:r>
+          </w:p>
+        </w:tc>
+      </w:tr>
     </w:tbl>
     <w:p>
       <w:pPr>
@@ -2241,7 +2311,25 @@
           <w:b/>
           <w:bCs/>
         </w:rPr>
-        <w:t>Selection: tween rotation to 0 and x +10px (about 100 ms); swap to the bright colour variant.</w:t>
+        <w:t xml:space="preserve">Selection: tween rotation to 0 and x +10px (about 100 </w:t>
+      </w:r>
+      <w:proofErr w:type="spellStart"/>
+      <w:r>
+        <w:rPr>
+          <w:rFonts w:ascii="Arial Black" w:hAnsi="Arial Black"/>
+          <w:b/>
+          <w:bCs/>
+        </w:rPr>
+        <w:t>ms</w:t>
+      </w:r>
+      <w:proofErr w:type="spellEnd"/>
+      <w:r>
+        <w:rPr>
+          <w:rFonts w:ascii="Arial Black" w:hAnsi="Arial Black"/>
+          <w:b/>
+          <w:bCs/>
+        </w:rPr>
+        <w:t>); swap to the bright colour variant.</w:t>
       </w:r>
     </w:p>
     <w:p>

--- a/GameDesignDocument/Rebellion menu desgin.docx
+++ b/GameDesignDocument/Rebellion menu desgin.docx
@@ -775,6 +775,14 @@
         </w:rPr>
         <w:t>Menu elements</w:t>
       </w:r>
+      <w:r>
+        <w:rPr>
+          <w:rFonts w:ascii="Arial Black" w:hAnsi="Arial Black"/>
+          <w:b/>
+          <w:bCs/>
+        </w:rPr>
+        <w:t>(keyboard)q</w:t>
+      </w:r>
     </w:p>
     <w:tbl>
       <w:tblPr>
@@ -991,7 +999,25 @@
                 <w:b/>
                 <w:bCs/>
               </w:rPr>
-              <w:t xml:space="preserve">Up arrow key board </w:t>
+              <w:t xml:space="preserve">Up arrow </w:t>
+            </w:r>
+            <w:proofErr w:type="gramStart"/>
+            <w:r>
+              <w:rPr>
+                <w:rFonts w:ascii="Arial Black" w:hAnsi="Arial Black"/>
+                <w:b/>
+                <w:bCs/>
+              </w:rPr>
+              <w:t>key board</w:t>
+            </w:r>
+            <w:proofErr w:type="gramEnd"/>
+            <w:r>
+              <w:rPr>
+                <w:rFonts w:ascii="Arial Black" w:hAnsi="Arial Black"/>
+                <w:b/>
+                <w:bCs/>
+              </w:rPr>
+              <w:t xml:space="preserve"> </w:t>
             </w:r>
           </w:p>
         </w:tc>
@@ -1158,13 +1184,7 @@
               <w:rPr>
                 <w:rFonts w:ascii="Arial Black" w:hAnsi="Arial Black"/>
               </w:rPr>
-              <w:t>Dod</w:t>
-            </w:r>
-            <w:r>
-              <w:rPr>
-                <w:rFonts w:ascii="Arial Black" w:hAnsi="Arial Black"/>
-              </w:rPr>
-              <w:t>ge</w:t>
+              <w:t>Special  Move</w:t>
             </w:r>
           </w:p>
         </w:tc>
@@ -1421,76 +1441,6 @@
                 <w:bCs/>
               </w:rPr>
               <w:t>V</w:t>
-            </w:r>
-          </w:p>
-        </w:tc>
-      </w:tr>
-      <w:tr>
-        <w:trPr>
-          <w:cnfStyle w:val="000000100000" w:firstRow="0" w:lastRow="0" w:firstColumn="0" w:lastColumn="0" w:oddVBand="0" w:evenVBand="0" w:oddHBand="1" w:evenHBand="0" w:firstRowFirstColumn="0" w:firstRowLastColumn="0" w:lastRowFirstColumn="0" w:lastRowLastColumn="0"/>
-        </w:trPr>
-        <w:tc>
-          <w:tcPr>
-            <w:cnfStyle w:val="001000000000" w:firstRow="0" w:lastRow="0" w:firstColumn="1" w:lastColumn="0" w:oddVBand="0" w:evenVBand="0" w:oddHBand="0" w:evenHBand="0" w:firstRowFirstColumn="0" w:firstRowLastColumn="0" w:lastRowFirstColumn="0" w:lastRowLastColumn="0"/>
-            <w:tcW w:w="3005" w:type="dxa"/>
-          </w:tcPr>
-          <w:p>
-            <w:pPr>
-              <w:rPr>
-                <w:rFonts w:ascii="Arial Black" w:hAnsi="Arial Black"/>
-              </w:rPr>
-            </w:pPr>
-            <w:r>
-              <w:rPr>
-                <w:rFonts w:ascii="Arial Black" w:hAnsi="Arial Black"/>
-              </w:rPr>
-              <w:t xml:space="preserve">Grab </w:t>
-            </w:r>
-          </w:p>
-        </w:tc>
-        <w:tc>
-          <w:tcPr>
-            <w:tcW w:w="3005" w:type="dxa"/>
-          </w:tcPr>
-          <w:p>
-            <w:pPr>
-              <w:cnfStyle w:val="000000100000" w:firstRow="0" w:lastRow="0" w:firstColumn="0" w:lastColumn="0" w:oddVBand="0" w:evenVBand="0" w:oddHBand="1" w:evenHBand="0" w:firstRowFirstColumn="0" w:firstRowLastColumn="0" w:lastRowFirstColumn="0" w:lastRowLastColumn="0"/>
-              <w:rPr>
-                <w:rFonts w:ascii="Arial Black" w:hAnsi="Arial Black"/>
-                <w:b/>
-                <w:bCs/>
-              </w:rPr>
-            </w:pPr>
-            <w:r>
-              <w:rPr>
-                <w:rFonts w:ascii="Arial Black" w:hAnsi="Arial Black"/>
-                <w:b/>
-                <w:bCs/>
-              </w:rPr>
-              <w:t>G</w:t>
-            </w:r>
-          </w:p>
-        </w:tc>
-        <w:tc>
-          <w:tcPr>
-            <w:tcW w:w="3006" w:type="dxa"/>
-          </w:tcPr>
-          <w:p>
-            <w:pPr>
-              <w:cnfStyle w:val="000000100000" w:firstRow="0" w:lastRow="0" w:firstColumn="0" w:lastColumn="0" w:oddVBand="0" w:evenVBand="0" w:oddHBand="1" w:evenHBand="0" w:firstRowFirstColumn="0" w:firstRowLastColumn="0" w:lastRowFirstColumn="0" w:lastRowLastColumn="0"/>
-              <w:rPr>
-                <w:rFonts w:ascii="Arial Black" w:hAnsi="Arial Black"/>
-                <w:b/>
-                <w:bCs/>
-              </w:rPr>
-            </w:pPr>
-            <w:r>
-              <w:rPr>
-                <w:rFonts w:ascii="Arial Black" w:hAnsi="Arial Black"/>
-                <w:b/>
-                <w:bCs/>
-              </w:rPr>
-              <w:t>H</w:t>
             </w:r>
           </w:p>
         </w:tc>
@@ -2229,7 +2179,25 @@
           <w:b/>
           <w:bCs/>
         </w:rPr>
-        <w:t>Palette: brick red #9C3B2E / #7A2F25, mustard #E1A92B, forest green #2F5D3A, warm brown #6B4A2F, cream #E8DCC0, near-black #1D1A16.</w:t>
+        <w:t xml:space="preserve">Palette: brick red #9C3B2E / #7A2F25, mustard #E1A92B, forest green #2F5D3A, warm brown #6B4A2F, cream #E8DCC0, </w:t>
+      </w:r>
+      <w:proofErr w:type="gramStart"/>
+      <w:r>
+        <w:rPr>
+          <w:rFonts w:ascii="Arial Black" w:hAnsi="Arial Black"/>
+          <w:b/>
+          <w:bCs/>
+        </w:rPr>
+        <w:t>near-black</w:t>
+      </w:r>
+      <w:proofErr w:type="gramEnd"/>
+      <w:r>
+        <w:rPr>
+          <w:rFonts w:ascii="Arial Black" w:hAnsi="Arial Black"/>
+          <w:b/>
+          <w:bCs/>
+        </w:rPr>
+        <w:t> #1D1A16.</w:t>
       </w:r>
     </w:p>
     <w:p>
